--- a/lessons/7-2/downloads/reveal/teacher/7.2-session-2-prerequisite-practice-a.docx
+++ b/lessons/7-2/downloads/reveal/teacher/7.2-session-2-prerequisite-practice-a.docx
@@ -15,10 +15,28 @@
         <w:rPr>
           <w:rFonts w:ascii="Avenir Next" w:hAnsi="Avenir Next" w:cs="Avenir Next" w:eastAsia="Avenir Next"/>
           <w:color w:val="1A1A1A"/>
+          <w:sz w:val="22"/>
+          <w:szCs w:val="20"/>
+        </w:rPr>
+        <w:t xml:space="preserve">Name</w:t>
+      </w:r>
+      <w:r>
+        <w:rPr>
+          <w:rFonts w:ascii="Avenir Next" w:hAnsi="Avenir Next" w:cs="Avenir Next" w:eastAsia="Avenir Next"/>
+          <w:color w:val="1A1A1A"/>
           <w:sz w:val="20"/>
           <w:szCs w:val="20"/>
         </w:rPr>
-        <w:t xml:space="preserve">Name</w:t>
+        <w:tab/>
+      </w:r>
+      <w:r>
+        <w:rPr>
+          <w:rFonts w:ascii="Avenir Next" w:hAnsi="Avenir Next" w:cs="Avenir Next" w:eastAsia="Avenir Next"/>
+          <w:color w:val="1A1A1A"/>
+          <w:sz w:val="22"/>
+          <w:szCs w:val="20"/>
+        </w:rPr>
+        <w:t xml:space="preserve">   Date</w:t>
       </w:r>
       <w:r>
         <w:rPr>
@@ -33,25 +51,7 @@
         <w:rPr>
           <w:rFonts w:ascii="Avenir Next" w:hAnsi="Avenir Next" w:cs="Avenir Next" w:eastAsia="Avenir Next"/>
           <w:color w:val="1A1A1A"/>
-          <w:sz w:val="20"/>
-          <w:szCs w:val="20"/>
-        </w:rPr>
-        <w:t xml:space="preserve">   Date</w:t>
-      </w:r>
-      <w:r>
-        <w:rPr>
-          <w:rFonts w:ascii="Avenir Next" w:hAnsi="Avenir Next" w:cs="Avenir Next" w:eastAsia="Avenir Next"/>
-          <w:color w:val="1A1A1A"/>
-          <w:sz w:val="20"/>
-          <w:szCs w:val="20"/>
-        </w:rPr>
-        <w:tab/>
-      </w:r>
-      <w:r>
-        <w:rPr>
-          <w:rFonts w:ascii="Avenir Next" w:hAnsi="Avenir Next" w:cs="Avenir Next" w:eastAsia="Avenir Next"/>
-          <w:color w:val="1A1A1A"/>
-          <w:sz w:val="20"/>
+          <w:sz w:val="22"/>
           <w:szCs w:val="20"/>
         </w:rPr>
         <w:t xml:space="preserve">   Period</w:t>
@@ -78,7 +78,7 @@
           <w:caps/>
           <w:color w:val="003A70"/>
           <w:spacing w:val="12"/>
-          <w:sz w:val="19"/>
+          <w:sz w:val="22"/>
           <w:szCs w:val="19"/>
         </w:rPr>
         <w:t xml:space="preserve">Lesson 7-2  ·  Session 2  ·  Prerequisite Practice A  ·  Skill 1 of 2</w:t>
@@ -86,6 +86,7 @@
     </w:p>
     <w:p>
       <w:pPr>
+        <w:pStyle w:val="Heading1"/>
         <w:keepNext/>
         <w:spacing w:before="0" w:after="10" w:line="240" w:lineRule="auto"/>
       </w:pPr>
@@ -111,7 +112,7 @@
         <w:rPr>
           <w:rFonts w:ascii="Avenir Next" w:hAnsi="Avenir Next" w:cs="Avenir Next" w:eastAsia="Avenir Next"/>
           <w:color w:val="5A5F66"/>
-          <w:sz w:val="17"/>
+          <w:sz w:val="22"/>
           <w:szCs w:val="17"/>
         </w:rPr>
         <w:t xml:space="preserve">Builds on Grade 4 · 4.NF.B.3b</w:t>
@@ -154,6 +155,7 @@
           </w:tcPr>
           <w:p>
             <w:pPr>
+              <w:pStyle w:val="Heading2"/>
               <w:spacing w:before="0" w:after="0" w:line="252" w:lineRule="auto"/>
             </w:pPr>
             <w:r>
@@ -183,7 +185,7 @@
               <w:rPr>
                 <w:rFonts w:ascii="Avenir Next" w:hAnsi="Avenir Next" w:cs="Avenir Next" w:eastAsia="Avenir Next"/>
                 <w:color w:val="1A1A1A"/>
-                <w:sz w:val="20"/>
+                <w:sz w:val="22"/>
                 <w:szCs w:val="20"/>
               </w:rPr>
               <w:t xml:space="preserve">You will place and flip numbers like −9/2 and 5/4 on a number line.</w:t>
@@ -203,6 +205,7 @@
           </w:tcPr>
           <w:p>
             <w:pPr>
+              <w:pStyle w:val="Heading2"/>
               <w:spacing w:before="0" w:after="0" w:line="252" w:lineRule="auto"/>
             </w:pPr>
             <w:r>
@@ -232,7 +235,7 @@
               <w:rPr>
                 <w:rFonts w:ascii="Avenir Next" w:hAnsi="Avenir Next" w:cs="Avenir Next" w:eastAsia="Avenir Next"/>
                 <w:color w:val="1A1A1A"/>
-                <w:sz w:val="20"/>
+                <w:sz w:val="22"/>
                 <w:szCs w:val="20"/>
               </w:rPr>
               <w:t xml:space="preserve">Rename a fraction greater than 1, like 9/2 = 4 1/2, to see which wholes it is between.  </w:t>
@@ -242,7 +245,7 @@
                 <w:rFonts w:ascii="Avenir Next" w:hAnsi="Avenir Next" w:cs="Avenir Next" w:eastAsia="Avenir Next"/>
                 <w:b/>
                 <w:color w:val="1A1A1A"/>
-                <w:sz w:val="20"/>
+                <w:sz w:val="22"/>
                 <w:szCs w:val="20"/>
               </w:rPr>
               <w:t xml:space="preserve">You will use it in Practice Form A, problems 1 and 4 (Session 1).</w:t>
@@ -253,6 +256,7 @@
     </w:tbl>
     <w:p>
       <w:pPr>
+        <w:pStyle w:val="Heading2"/>
         <w:keepNext/>
         <w:pBdr>
           <w:bottom w:val="single" w:sz="8" w:space="3" w:color="003A70"/>
@@ -268,7 +272,7 @@
           <w:b/>
           <w:color w:val="003A70"/>
           <w:spacing w:val="14"/>
-          <w:sz w:val="19"/>
+          <w:sz w:val="22"/>
           <w:szCs w:val="19"/>
         </w:rPr>
         <w:t xml:space="preserve">STEPS TO FOLLOW</w:t>
@@ -287,7 +291,7 @@
           <w:rFonts w:ascii="Avenir Next" w:hAnsi="Avenir Next" w:cs="Avenir Next" w:eastAsia="Avenir Next"/>
           <w:i/>
           <w:color w:val="5A5F66"/>
-          <w:sz w:val="17"/>
+          <w:sz w:val="22"/>
           <w:szCs w:val="17"/>
         </w:rPr>
         <w:t xml:space="preserve">use these same steps on every problem</w:t>
@@ -329,6 +333,7 @@
           </w:tcPr>
           <w:p>
             <w:pPr>
+              <w:pStyle w:val="Heading1"/>
               <w:spacing w:before="0" w:after="0" w:line="240" w:lineRule="auto"/>
               <w:jc w:val="center"/>
             </w:pPr>
@@ -358,7 +363,7 @@
                 <w:rFonts w:ascii="Avenir Next" w:hAnsi="Avenir Next" w:cs="Avenir Next" w:eastAsia="Avenir Next"/>
                 <w:b/>
                 <w:color w:val="1A1A1A"/>
-                <w:sz w:val="21"/>
+                <w:sz w:val="22"/>
                 <w:szCs w:val="21"/>
               </w:rPr>
               <w:t xml:space="preserve">Divide</w:t>
@@ -367,7 +372,7 @@
               <w:rPr>
                 <w:rFonts w:ascii="Avenir Next" w:hAnsi="Avenir Next" w:cs="Avenir Next" w:eastAsia="Avenir Next"/>
                 <w:color w:val="1A1A1A"/>
-                <w:sz w:val="21"/>
+                <w:sz w:val="22"/>
                 <w:szCs w:val="21"/>
               </w:rPr>
               <w:t xml:space="preserve"> the top number by the bottom number.</w:t>
@@ -386,6 +391,7 @@
           </w:tcPr>
           <w:p>
             <w:pPr>
+              <w:pStyle w:val="Heading1"/>
               <w:spacing w:before="0" w:after="0" w:line="240" w:lineRule="auto"/>
               <w:jc w:val="center"/>
             </w:pPr>
@@ -414,7 +420,7 @@
               <w:rPr>
                 <w:rFonts w:ascii="Avenir Next" w:hAnsi="Avenir Next" w:cs="Avenir Next" w:eastAsia="Avenir Next"/>
                 <w:color w:val="1A1A1A"/>
-                <w:sz w:val="21"/>
+                <w:sz w:val="22"/>
                 <w:szCs w:val="21"/>
               </w:rPr>
               <w:t xml:space="preserve">The quotient is the </w:t>
@@ -424,7 +430,7 @@
                 <w:rFonts w:ascii="Avenir Next" w:hAnsi="Avenir Next" w:cs="Avenir Next" w:eastAsia="Avenir Next"/>
                 <w:b/>
                 <w:color w:val="1A1A1A"/>
-                <w:sz w:val="21"/>
+                <w:sz w:val="22"/>
                 <w:szCs w:val="21"/>
               </w:rPr>
               <w:t xml:space="preserve">whole number</w:t>
@@ -433,7 +439,7 @@
               <w:rPr>
                 <w:rFonts w:ascii="Avenir Next" w:hAnsi="Avenir Next" w:cs="Avenir Next" w:eastAsia="Avenir Next"/>
                 <w:color w:val="1A1A1A"/>
-                <w:sz w:val="21"/>
+                <w:sz w:val="22"/>
                 <w:szCs w:val="21"/>
               </w:rPr>
               <w:t xml:space="preserve">.</w:t>
@@ -452,6 +458,7 @@
           </w:tcPr>
           <w:p>
             <w:pPr>
+              <w:pStyle w:val="Heading1"/>
               <w:spacing w:before="0" w:after="0" w:line="240" w:lineRule="auto"/>
               <w:jc w:val="center"/>
             </w:pPr>
@@ -480,7 +487,7 @@
               <w:rPr>
                 <w:rFonts w:ascii="Avenir Next" w:hAnsi="Avenir Next" w:cs="Avenir Next" w:eastAsia="Avenir Next"/>
                 <w:color w:val="1A1A1A"/>
-                <w:sz w:val="21"/>
+                <w:sz w:val="22"/>
                 <w:szCs w:val="21"/>
               </w:rPr>
               <w:t xml:space="preserve">The </w:t>
@@ -490,7 +497,7 @@
                 <w:rFonts w:ascii="Avenir Next" w:hAnsi="Avenir Next" w:cs="Avenir Next" w:eastAsia="Avenir Next"/>
                 <w:b/>
                 <w:color w:val="1A1A1A"/>
-                <w:sz w:val="21"/>
+                <w:sz w:val="22"/>
                 <w:szCs w:val="21"/>
               </w:rPr>
               <w:t xml:space="preserve">remainder</w:t>
@@ -499,7 +506,7 @@
               <w:rPr>
                 <w:rFonts w:ascii="Avenir Next" w:hAnsi="Avenir Next" w:cs="Avenir Next" w:eastAsia="Avenir Next"/>
                 <w:color w:val="1A1A1A"/>
-                <w:sz w:val="21"/>
+                <w:sz w:val="22"/>
                 <w:szCs w:val="21"/>
               </w:rPr>
               <w:t xml:space="preserve"> goes over the same bottom number.</w:t>
@@ -510,6 +517,7 @@
     </w:tbl>
     <w:p>
       <w:pPr>
+        <w:pStyle w:val="Heading2"/>
         <w:keepNext/>
         <w:pBdr>
           <w:bottom w:val="single" w:sz="8" w:space="3" w:color="003A70"/>
@@ -525,7 +533,7 @@
           <w:b/>
           <w:color w:val="003A70"/>
           <w:spacing w:val="14"/>
-          <w:sz w:val="19"/>
+          <w:sz w:val="22"/>
           <w:szCs w:val="19"/>
         </w:rPr>
         <w:t xml:space="preserve">WATCH ME</w:t>
@@ -544,7 +552,7 @@
           <w:rFonts w:ascii="Avenir Next" w:hAnsi="Avenir Next" w:cs="Avenir Next" w:eastAsia="Avenir Next"/>
           <w:i/>
           <w:color w:val="5A5F66"/>
-          <w:sz w:val="17"/>
+          <w:sz w:val="22"/>
           <w:szCs w:val="17"/>
         </w:rPr>
         <w:t xml:space="preserve">the steps in action</w:t>
@@ -559,7 +567,7 @@
           <w:rFonts w:ascii="Avenir Next" w:hAnsi="Avenir Next" w:cs="Avenir Next" w:eastAsia="Avenir Next"/>
           <w:b/>
           <w:color w:val="1A1A1A"/>
-          <w:sz w:val="21"/>
+          <w:sz w:val="22"/>
           <w:szCs w:val="21"/>
         </w:rPr>
         <w:t xml:space="preserve">Write 17/4 as a mixed number.</w:t>
@@ -578,25 +586,25 @@
           <w:rFonts w:ascii="Avenir Next" w:hAnsi="Avenir Next" w:cs="Avenir Next" w:eastAsia="Avenir Next"/>
           <w:b/>
           <w:color w:val="003A70"/>
+          <w:sz w:val="22"/>
+          <w:szCs w:val="19"/>
+        </w:rPr>
+        <w:t xml:space="preserve">Step 1</w:t>
+      </w:r>
+      <w:r>
+        <w:rPr>
+          <w:rFonts w:ascii="Avenir Next" w:hAnsi="Avenir Next" w:cs="Avenir Next" w:eastAsia="Avenir Next"/>
+          <w:color w:val="1A1A1A"/>
           <w:sz w:val="19"/>
           <w:szCs w:val="19"/>
         </w:rPr>
-        <w:t xml:space="preserve">Step 1</w:t>
-      </w:r>
-      <w:r>
-        <w:rPr>
-          <w:rFonts w:ascii="Avenir Next" w:hAnsi="Avenir Next" w:cs="Avenir Next" w:eastAsia="Avenir Next"/>
-          <w:color w:val="1A1A1A"/>
-          <w:sz w:val="19"/>
-          <w:szCs w:val="19"/>
-        </w:rPr>
         <w:tab/>
       </w:r>
       <w:r>
         <w:rPr>
           <w:rFonts w:ascii="Avenir Next" w:hAnsi="Avenir Next" w:cs="Avenir Next" w:eastAsia="Avenir Next"/>
           <w:color w:val="1A1A1A"/>
-          <w:sz w:val="21"/>
+          <w:sz w:val="22"/>
           <w:szCs w:val="21"/>
         </w:rPr>
         <w:t xml:space="preserve">17 ÷ 4 = 4 R1.</w:t>
@@ -615,25 +623,25 @@
           <w:rFonts w:ascii="Avenir Next" w:hAnsi="Avenir Next" w:cs="Avenir Next" w:eastAsia="Avenir Next"/>
           <w:b/>
           <w:color w:val="003A70"/>
+          <w:sz w:val="22"/>
+          <w:szCs w:val="19"/>
+        </w:rPr>
+        <w:t xml:space="preserve">Step 2</w:t>
+      </w:r>
+      <w:r>
+        <w:rPr>
+          <w:rFonts w:ascii="Avenir Next" w:hAnsi="Avenir Next" w:cs="Avenir Next" w:eastAsia="Avenir Next"/>
+          <w:color w:val="1A1A1A"/>
           <w:sz w:val="19"/>
           <w:szCs w:val="19"/>
         </w:rPr>
-        <w:t xml:space="preserve">Step 2</w:t>
-      </w:r>
-      <w:r>
-        <w:rPr>
-          <w:rFonts w:ascii="Avenir Next" w:hAnsi="Avenir Next" w:cs="Avenir Next" w:eastAsia="Avenir Next"/>
-          <w:color w:val="1A1A1A"/>
-          <w:sz w:val="19"/>
-          <w:szCs w:val="19"/>
-        </w:rPr>
         <w:tab/>
       </w:r>
       <w:r>
         <w:rPr>
           <w:rFonts w:ascii="Avenir Next" w:hAnsi="Avenir Next" w:cs="Avenir Next" w:eastAsia="Avenir Next"/>
           <w:color w:val="1A1A1A"/>
-          <w:sz w:val="21"/>
+          <w:sz w:val="22"/>
           <w:szCs w:val="21"/>
         </w:rPr>
         <w:t xml:space="preserve">The whole number is 4.</w:t>
@@ -652,25 +660,25 @@
           <w:rFonts w:ascii="Avenir Next" w:hAnsi="Avenir Next" w:cs="Avenir Next" w:eastAsia="Avenir Next"/>
           <w:b/>
           <w:color w:val="003A70"/>
+          <w:sz w:val="22"/>
+          <w:szCs w:val="19"/>
+        </w:rPr>
+        <w:t xml:space="preserve">Step 3</w:t>
+      </w:r>
+      <w:r>
+        <w:rPr>
+          <w:rFonts w:ascii="Avenir Next" w:hAnsi="Avenir Next" w:cs="Avenir Next" w:eastAsia="Avenir Next"/>
+          <w:color w:val="1A1A1A"/>
           <w:sz w:val="19"/>
           <w:szCs w:val="19"/>
         </w:rPr>
-        <w:t xml:space="preserve">Step 3</w:t>
-      </w:r>
-      <w:r>
-        <w:rPr>
-          <w:rFonts w:ascii="Avenir Next" w:hAnsi="Avenir Next" w:cs="Avenir Next" w:eastAsia="Avenir Next"/>
-          <w:color w:val="1A1A1A"/>
-          <w:sz w:val="19"/>
-          <w:szCs w:val="19"/>
-        </w:rPr>
         <w:tab/>
       </w:r>
       <w:r>
         <w:rPr>
           <w:rFonts w:ascii="Avenir Next" w:hAnsi="Avenir Next" w:cs="Avenir Next" w:eastAsia="Avenir Next"/>
           <w:color w:val="1A1A1A"/>
-          <w:sz w:val="21"/>
+          <w:sz w:val="22"/>
           <w:szCs w:val="21"/>
         </w:rPr>
         <w:t xml:space="preserve">The remainder 1 goes over 4: 1/4.</w:t>
@@ -689,18 +697,18 @@
           <w:rFonts w:ascii="Avenir Next" w:hAnsi="Avenir Next" w:cs="Avenir Next" w:eastAsia="Avenir Next"/>
           <w:b/>
           <w:color w:val="1A1A1A"/>
+          <w:sz w:val="22"/>
+          <w:szCs w:val="21"/>
+        </w:rPr>
+        <w:t xml:space="preserve">Answer</w:t>
+      </w:r>
+      <w:r>
+        <w:rPr>
+          <w:rFonts w:ascii="Avenir Next" w:hAnsi="Avenir Next" w:cs="Avenir Next" w:eastAsia="Avenir Next"/>
+          <w:color w:val="1A1A1A"/>
           <w:sz w:val="21"/>
           <w:szCs w:val="21"/>
         </w:rPr>
-        <w:t xml:space="preserve">Answer</w:t>
-      </w:r>
-      <w:r>
-        <w:rPr>
-          <w:rFonts w:ascii="Avenir Next" w:hAnsi="Avenir Next" w:cs="Avenir Next" w:eastAsia="Avenir Next"/>
-          <w:color w:val="1A1A1A"/>
-          <w:sz w:val="21"/>
-          <w:szCs w:val="21"/>
-        </w:rPr>
         <w:tab/>
       </w:r>
       <w:r>
@@ -708,7 +716,7 @@
           <w:rFonts w:ascii="Avenir Next" w:hAnsi="Avenir Next" w:cs="Avenir Next" w:eastAsia="Avenir Next"/>
           <w:b/>
           <w:color w:val="1A1A1A"/>
-          <w:sz w:val="21"/>
+          <w:sz w:val="22"/>
           <w:szCs w:val="21"/>
         </w:rPr>
         <w:t xml:space="preserve">17/4 = 4 1/4</w:t>
@@ -716,6 +724,7 @@
     </w:p>
     <w:p>
       <w:pPr>
+        <w:pStyle w:val="Heading2"/>
         <w:keepNext/>
         <w:pBdr>
           <w:bottom w:val="single" w:sz="8" w:space="3" w:color="003A70"/>
@@ -731,7 +740,7 @@
           <w:b/>
           <w:color w:val="003A70"/>
           <w:spacing w:val="14"/>
-          <w:sz w:val="19"/>
+          <w:sz w:val="22"/>
           <w:szCs w:val="19"/>
         </w:rPr>
         <w:t xml:space="preserve">TRY IT WITH HELP</w:t>
@@ -750,7 +759,7 @@
           <w:rFonts w:ascii="Avenir Next" w:hAnsi="Avenir Next" w:cs="Avenir Next" w:eastAsia="Avenir Next"/>
           <w:i/>
           <w:color w:val="5A5F66"/>
-          <w:sz w:val="17"/>
+          <w:sz w:val="22"/>
           <w:szCs w:val="17"/>
         </w:rPr>
         <w:t xml:space="preserve">fill in each step</w:t>
@@ -808,28 +817,47 @@
           <w:rFonts w:ascii="Avenir Next" w:hAnsi="Avenir Next" w:cs="Avenir Next" w:eastAsia="Avenir Next"/>
           <w:b/>
           <w:color w:val="003A70"/>
+          <w:sz w:val="22"/>
+          <w:szCs w:val="18"/>
+        </w:rPr>
+        <w:t xml:space="preserve">Step 1</w:t>
+      </w:r>
+      <w:r>
+        <w:rPr>
+          <w:rFonts w:ascii="Avenir Next" w:hAnsi="Avenir Next" w:cs="Avenir Next" w:eastAsia="Avenir Next"/>
+          <w:color w:val="1A1A1A"/>
           <w:sz w:val="18"/>
           <w:szCs w:val="18"/>
         </w:rPr>
-        <w:t xml:space="preserve">Step 1</w:t>
-      </w:r>
-      <w:r>
-        <w:rPr>
-          <w:rFonts w:ascii="Avenir Next" w:hAnsi="Avenir Next" w:cs="Avenir Next" w:eastAsia="Avenir Next"/>
-          <w:color w:val="1A1A1A"/>
-          <w:sz w:val="18"/>
-          <w:szCs w:val="18"/>
-        </w:rPr>
         <w:tab/>
       </w:r>
       <w:r>
         <w:rPr>
           <w:rFonts w:ascii="Avenir Next" w:hAnsi="Avenir Next" w:cs="Avenir Next" w:eastAsia="Avenir Next"/>
           <w:color w:val="1A1A1A"/>
+          <w:sz w:val="22"/>
+          <w:szCs w:val="21"/>
+        </w:rPr>
+        <w:t xml:space="preserve">9 ÷ 2 = </w:t>
+      </w:r>
+      <w:r>
+        <w:rPr>
+          <w:rFonts w:ascii="Avenir Next" w:hAnsi="Avenir Next" w:cs="Avenir Next" w:eastAsia="Avenir Next"/>
+          <w:color w:val="1A1A1A"/>
           <w:sz w:val="21"/>
           <w:szCs w:val="21"/>
-        </w:rPr>
-        <w:t xml:space="preserve">9 ÷ 2 = </w:t>
+          <w:u w:val="single"/>
+        </w:rPr>
+        <w:t xml:space="preserve">                </w:t>
+      </w:r>
+      <w:r>
+        <w:rPr>
+          <w:rFonts w:ascii="Avenir Next" w:hAnsi="Avenir Next" w:cs="Avenir Next" w:eastAsia="Avenir Next"/>
+          <w:color w:val="1A1A1A"/>
+          <w:sz w:val="22"/>
+          <w:szCs w:val="21"/>
+        </w:rPr>
+        <w:t xml:space="preserve"> R </w:t>
       </w:r>
       <w:r>
         <w:rPr>
@@ -845,26 +873,7 @@
         <w:rPr>
           <w:rFonts w:ascii="Avenir Next" w:hAnsi="Avenir Next" w:cs="Avenir Next" w:eastAsia="Avenir Next"/>
           <w:color w:val="1A1A1A"/>
-          <w:sz w:val="21"/>
-          <w:szCs w:val="21"/>
-        </w:rPr>
-        <w:t xml:space="preserve"> R </w:t>
-      </w:r>
-      <w:r>
-        <w:rPr>
-          <w:rFonts w:ascii="Avenir Next" w:hAnsi="Avenir Next" w:cs="Avenir Next" w:eastAsia="Avenir Next"/>
-          <w:color w:val="1A1A1A"/>
-          <w:sz w:val="21"/>
-          <w:szCs w:val="21"/>
-          <w:u w:val="single"/>
-        </w:rPr>
-        <w:t xml:space="preserve">                </w:t>
-      </w:r>
-      <w:r>
-        <w:rPr>
-          <w:rFonts w:ascii="Avenir Next" w:hAnsi="Avenir Next" w:cs="Avenir Next" w:eastAsia="Avenir Next"/>
-          <w:color w:val="1A1A1A"/>
-          <w:sz w:val="21"/>
+          <w:sz w:val="22"/>
           <w:szCs w:val="21"/>
         </w:rPr>
         <w:t xml:space="preserve">.</w:t>
@@ -884,35 +893,35 @@
           <w:rFonts w:ascii="Avenir Next" w:hAnsi="Avenir Next" w:cs="Avenir Next" w:eastAsia="Avenir Next"/>
           <w:b/>
           <w:color w:val="003A70"/>
+          <w:sz w:val="22"/>
+          <w:szCs w:val="18"/>
+        </w:rPr>
+        <w:t xml:space="preserve">Step 2</w:t>
+      </w:r>
+      <w:r>
+        <w:rPr>
+          <w:rFonts w:ascii="Avenir Next" w:hAnsi="Avenir Next" w:cs="Avenir Next" w:eastAsia="Avenir Next"/>
+          <w:color w:val="1A1A1A"/>
           <w:sz w:val="18"/>
           <w:szCs w:val="18"/>
         </w:rPr>
-        <w:t xml:space="preserve">Step 2</w:t>
-      </w:r>
-      <w:r>
-        <w:rPr>
-          <w:rFonts w:ascii="Avenir Next" w:hAnsi="Avenir Next" w:cs="Avenir Next" w:eastAsia="Avenir Next"/>
-          <w:color w:val="1A1A1A"/>
-          <w:sz w:val="18"/>
-          <w:szCs w:val="18"/>
-        </w:rPr>
         <w:tab/>
       </w:r>
       <w:r>
         <w:rPr>
           <w:rFonts w:ascii="Avenir Next" w:hAnsi="Avenir Next" w:cs="Avenir Next" w:eastAsia="Avenir Next"/>
           <w:color w:val="1A1A1A"/>
+          <w:sz w:val="22"/>
+          <w:szCs w:val="21"/>
+        </w:rPr>
+        <w:t xml:space="preserve">The whole number is </w:t>
+      </w:r>
+      <w:r>
+        <w:rPr>
+          <w:rFonts w:ascii="Avenir Next" w:hAnsi="Avenir Next" w:cs="Avenir Next" w:eastAsia="Avenir Next"/>
+          <w:color w:val="1A1A1A"/>
           <w:sz w:val="21"/>
           <w:szCs w:val="21"/>
-        </w:rPr>
-        <w:t xml:space="preserve">The whole number is </w:t>
-      </w:r>
-      <w:r>
-        <w:rPr>
-          <w:rFonts w:ascii="Avenir Next" w:hAnsi="Avenir Next" w:cs="Avenir Next" w:eastAsia="Avenir Next"/>
-          <w:color w:val="1A1A1A"/>
-          <w:sz w:val="21"/>
-          <w:szCs w:val="21"/>
           <w:u w:val="single"/>
         </w:rPr>
         <w:t xml:space="preserve">                </w:t>
@@ -921,7 +930,7 @@
         <w:rPr>
           <w:rFonts w:ascii="Avenir Next" w:hAnsi="Avenir Next" w:cs="Avenir Next" w:eastAsia="Avenir Next"/>
           <w:color w:val="1A1A1A"/>
-          <w:sz w:val="21"/>
+          <w:sz w:val="22"/>
           <w:szCs w:val="21"/>
         </w:rPr>
         <w:t xml:space="preserve">.</w:t>
@@ -941,28 +950,47 @@
           <w:rFonts w:ascii="Avenir Next" w:hAnsi="Avenir Next" w:cs="Avenir Next" w:eastAsia="Avenir Next"/>
           <w:b/>
           <w:color w:val="003A70"/>
+          <w:sz w:val="22"/>
+          <w:szCs w:val="18"/>
+        </w:rPr>
+        <w:t xml:space="preserve">Step 3</w:t>
+      </w:r>
+      <w:r>
+        <w:rPr>
+          <w:rFonts w:ascii="Avenir Next" w:hAnsi="Avenir Next" w:cs="Avenir Next" w:eastAsia="Avenir Next"/>
+          <w:color w:val="1A1A1A"/>
           <w:sz w:val="18"/>
           <w:szCs w:val="18"/>
         </w:rPr>
-        <w:t xml:space="preserve">Step 3</w:t>
-      </w:r>
-      <w:r>
-        <w:rPr>
-          <w:rFonts w:ascii="Avenir Next" w:hAnsi="Avenir Next" w:cs="Avenir Next" w:eastAsia="Avenir Next"/>
-          <w:color w:val="1A1A1A"/>
-          <w:sz w:val="18"/>
-          <w:szCs w:val="18"/>
-        </w:rPr>
         <w:tab/>
       </w:r>
       <w:r>
         <w:rPr>
           <w:rFonts w:ascii="Avenir Next" w:hAnsi="Avenir Next" w:cs="Avenir Next" w:eastAsia="Avenir Next"/>
           <w:color w:val="1A1A1A"/>
+          <w:sz w:val="22"/>
+          <w:szCs w:val="21"/>
+        </w:rPr>
+        <w:t xml:space="preserve">The remainder over 2 is </w:t>
+      </w:r>
+      <w:r>
+        <w:rPr>
+          <w:rFonts w:ascii="Avenir Next" w:hAnsi="Avenir Next" w:cs="Avenir Next" w:eastAsia="Avenir Next"/>
+          <w:color w:val="1A1A1A"/>
           <w:sz w:val="21"/>
           <w:szCs w:val="21"/>
-        </w:rPr>
-        <w:t xml:space="preserve">The remainder over 2 is </w:t>
+          <w:u w:val="single"/>
+        </w:rPr>
+        <w:t xml:space="preserve">                </w:t>
+      </w:r>
+      <w:r>
+        <w:rPr>
+          <w:rFonts w:ascii="Avenir Next" w:hAnsi="Avenir Next" w:cs="Avenir Next" w:eastAsia="Avenir Next"/>
+          <w:color w:val="1A1A1A"/>
+          <w:sz w:val="22"/>
+          <w:szCs w:val="21"/>
+        </w:rPr>
+        <w:t xml:space="preserve">. So 9/2 = </w:t>
       </w:r>
       <w:r>
         <w:rPr>
@@ -978,26 +1006,7 @@
         <w:rPr>
           <w:rFonts w:ascii="Avenir Next" w:hAnsi="Avenir Next" w:cs="Avenir Next" w:eastAsia="Avenir Next"/>
           <w:color w:val="1A1A1A"/>
-          <w:sz w:val="21"/>
-          <w:szCs w:val="21"/>
-        </w:rPr>
-        <w:t xml:space="preserve">. So 9/2 = </w:t>
-      </w:r>
-      <w:r>
-        <w:rPr>
-          <w:rFonts w:ascii="Avenir Next" w:hAnsi="Avenir Next" w:cs="Avenir Next" w:eastAsia="Avenir Next"/>
-          <w:color w:val="1A1A1A"/>
-          <w:sz w:val="21"/>
-          <w:szCs w:val="21"/>
-          <w:u w:val="single"/>
-        </w:rPr>
-        <w:t xml:space="preserve">                </w:t>
-      </w:r>
-      <w:r>
-        <w:rPr>
-          <w:rFonts w:ascii="Avenir Next" w:hAnsi="Avenir Next" w:cs="Avenir Next" w:eastAsia="Avenir Next"/>
-          <w:color w:val="1A1A1A"/>
-          <w:sz w:val="21"/>
+          <w:sz w:val="22"/>
           <w:szCs w:val="21"/>
         </w:rPr>
         <w:t xml:space="preserve">.</w:t>
@@ -1060,28 +1069,47 @@
           <w:rFonts w:ascii="Avenir Next" w:hAnsi="Avenir Next" w:cs="Avenir Next" w:eastAsia="Avenir Next"/>
           <w:b/>
           <w:color w:val="003A70"/>
+          <w:sz w:val="22"/>
+          <w:szCs w:val="18"/>
+        </w:rPr>
+        <w:t xml:space="preserve">Step 1</w:t>
+      </w:r>
+      <w:r>
+        <w:rPr>
+          <w:rFonts w:ascii="Avenir Next" w:hAnsi="Avenir Next" w:cs="Avenir Next" w:eastAsia="Avenir Next"/>
+          <w:color w:val="1A1A1A"/>
           <w:sz w:val="18"/>
           <w:szCs w:val="18"/>
         </w:rPr>
-        <w:t xml:space="preserve">Step 1</w:t>
-      </w:r>
-      <w:r>
-        <w:rPr>
-          <w:rFonts w:ascii="Avenir Next" w:hAnsi="Avenir Next" w:cs="Avenir Next" w:eastAsia="Avenir Next"/>
-          <w:color w:val="1A1A1A"/>
-          <w:sz w:val="18"/>
-          <w:szCs w:val="18"/>
-        </w:rPr>
         <w:tab/>
       </w:r>
       <w:r>
         <w:rPr>
           <w:rFonts w:ascii="Avenir Next" w:hAnsi="Avenir Next" w:cs="Avenir Next" w:eastAsia="Avenir Next"/>
           <w:color w:val="1A1A1A"/>
+          <w:sz w:val="22"/>
+          <w:szCs w:val="21"/>
+        </w:rPr>
+        <w:t xml:space="preserve">11 ÷ 4 = </w:t>
+      </w:r>
+      <w:r>
+        <w:rPr>
+          <w:rFonts w:ascii="Avenir Next" w:hAnsi="Avenir Next" w:cs="Avenir Next" w:eastAsia="Avenir Next"/>
+          <w:color w:val="1A1A1A"/>
           <w:sz w:val="21"/>
           <w:szCs w:val="21"/>
-        </w:rPr>
-        <w:t xml:space="preserve">11 ÷ 4 = </w:t>
+          <w:u w:val="single"/>
+        </w:rPr>
+        <w:t xml:space="preserve">                </w:t>
+      </w:r>
+      <w:r>
+        <w:rPr>
+          <w:rFonts w:ascii="Avenir Next" w:hAnsi="Avenir Next" w:cs="Avenir Next" w:eastAsia="Avenir Next"/>
+          <w:color w:val="1A1A1A"/>
+          <w:sz w:val="22"/>
+          <w:szCs w:val="21"/>
+        </w:rPr>
+        <w:t xml:space="preserve"> R </w:t>
       </w:r>
       <w:r>
         <w:rPr>
@@ -1097,26 +1125,7 @@
         <w:rPr>
           <w:rFonts w:ascii="Avenir Next" w:hAnsi="Avenir Next" w:cs="Avenir Next" w:eastAsia="Avenir Next"/>
           <w:color w:val="1A1A1A"/>
-          <w:sz w:val="21"/>
-          <w:szCs w:val="21"/>
-        </w:rPr>
-        <w:t xml:space="preserve"> R </w:t>
-      </w:r>
-      <w:r>
-        <w:rPr>
-          <w:rFonts w:ascii="Avenir Next" w:hAnsi="Avenir Next" w:cs="Avenir Next" w:eastAsia="Avenir Next"/>
-          <w:color w:val="1A1A1A"/>
-          <w:sz w:val="21"/>
-          <w:szCs w:val="21"/>
-          <w:u w:val="single"/>
-        </w:rPr>
-        <w:t xml:space="preserve">                </w:t>
-      </w:r>
-      <w:r>
-        <w:rPr>
-          <w:rFonts w:ascii="Avenir Next" w:hAnsi="Avenir Next" w:cs="Avenir Next" w:eastAsia="Avenir Next"/>
-          <w:color w:val="1A1A1A"/>
-          <w:sz w:val="21"/>
+          <w:sz w:val="22"/>
           <w:szCs w:val="21"/>
         </w:rPr>
         <w:t xml:space="preserve">.</w:t>
@@ -1136,35 +1145,35 @@
           <w:rFonts w:ascii="Avenir Next" w:hAnsi="Avenir Next" w:cs="Avenir Next" w:eastAsia="Avenir Next"/>
           <w:b/>
           <w:color w:val="003A70"/>
+          <w:sz w:val="22"/>
+          <w:szCs w:val="18"/>
+        </w:rPr>
+        <w:t xml:space="preserve">Step 2</w:t>
+      </w:r>
+      <w:r>
+        <w:rPr>
+          <w:rFonts w:ascii="Avenir Next" w:hAnsi="Avenir Next" w:cs="Avenir Next" w:eastAsia="Avenir Next"/>
+          <w:color w:val="1A1A1A"/>
           <w:sz w:val="18"/>
           <w:szCs w:val="18"/>
         </w:rPr>
-        <w:t xml:space="preserve">Step 2</w:t>
-      </w:r>
-      <w:r>
-        <w:rPr>
-          <w:rFonts w:ascii="Avenir Next" w:hAnsi="Avenir Next" w:cs="Avenir Next" w:eastAsia="Avenir Next"/>
-          <w:color w:val="1A1A1A"/>
-          <w:sz w:val="18"/>
-          <w:szCs w:val="18"/>
-        </w:rPr>
         <w:tab/>
       </w:r>
       <w:r>
         <w:rPr>
           <w:rFonts w:ascii="Avenir Next" w:hAnsi="Avenir Next" w:cs="Avenir Next" w:eastAsia="Avenir Next"/>
           <w:color w:val="1A1A1A"/>
+          <w:sz w:val="22"/>
+          <w:szCs w:val="21"/>
+        </w:rPr>
+        <w:t xml:space="preserve">The whole number is </w:t>
+      </w:r>
+      <w:r>
+        <w:rPr>
+          <w:rFonts w:ascii="Avenir Next" w:hAnsi="Avenir Next" w:cs="Avenir Next" w:eastAsia="Avenir Next"/>
+          <w:color w:val="1A1A1A"/>
           <w:sz w:val="21"/>
           <w:szCs w:val="21"/>
-        </w:rPr>
-        <w:t xml:space="preserve">The whole number is </w:t>
-      </w:r>
-      <w:r>
-        <w:rPr>
-          <w:rFonts w:ascii="Avenir Next" w:hAnsi="Avenir Next" w:cs="Avenir Next" w:eastAsia="Avenir Next"/>
-          <w:color w:val="1A1A1A"/>
-          <w:sz w:val="21"/>
-          <w:szCs w:val="21"/>
           <w:u w:val="single"/>
         </w:rPr>
         <w:t xml:space="preserve">                </w:t>
@@ -1173,7 +1182,7 @@
         <w:rPr>
           <w:rFonts w:ascii="Avenir Next" w:hAnsi="Avenir Next" w:cs="Avenir Next" w:eastAsia="Avenir Next"/>
           <w:color w:val="1A1A1A"/>
-          <w:sz w:val="21"/>
+          <w:sz w:val="22"/>
           <w:szCs w:val="21"/>
         </w:rPr>
         <w:t xml:space="preserve">.</w:t>
@@ -1193,28 +1202,47 @@
           <w:rFonts w:ascii="Avenir Next" w:hAnsi="Avenir Next" w:cs="Avenir Next" w:eastAsia="Avenir Next"/>
           <w:b/>
           <w:color w:val="003A70"/>
+          <w:sz w:val="22"/>
+          <w:szCs w:val="18"/>
+        </w:rPr>
+        <w:t xml:space="preserve">Step 3</w:t>
+      </w:r>
+      <w:r>
+        <w:rPr>
+          <w:rFonts w:ascii="Avenir Next" w:hAnsi="Avenir Next" w:cs="Avenir Next" w:eastAsia="Avenir Next"/>
+          <w:color w:val="1A1A1A"/>
           <w:sz w:val="18"/>
           <w:szCs w:val="18"/>
         </w:rPr>
-        <w:t xml:space="preserve">Step 3</w:t>
-      </w:r>
-      <w:r>
-        <w:rPr>
-          <w:rFonts w:ascii="Avenir Next" w:hAnsi="Avenir Next" w:cs="Avenir Next" w:eastAsia="Avenir Next"/>
-          <w:color w:val="1A1A1A"/>
-          <w:sz w:val="18"/>
-          <w:szCs w:val="18"/>
-        </w:rPr>
         <w:tab/>
       </w:r>
       <w:r>
         <w:rPr>
           <w:rFonts w:ascii="Avenir Next" w:hAnsi="Avenir Next" w:cs="Avenir Next" w:eastAsia="Avenir Next"/>
           <w:color w:val="1A1A1A"/>
+          <w:sz w:val="22"/>
+          <w:szCs w:val="21"/>
+        </w:rPr>
+        <w:t xml:space="preserve">The remainder over 4 is </w:t>
+      </w:r>
+      <w:r>
+        <w:rPr>
+          <w:rFonts w:ascii="Avenir Next" w:hAnsi="Avenir Next" w:cs="Avenir Next" w:eastAsia="Avenir Next"/>
+          <w:color w:val="1A1A1A"/>
           <w:sz w:val="21"/>
           <w:szCs w:val="21"/>
-        </w:rPr>
-        <w:t xml:space="preserve">The remainder over 4 is </w:t>
+          <w:u w:val="single"/>
+        </w:rPr>
+        <w:t xml:space="preserve">                </w:t>
+      </w:r>
+      <w:r>
+        <w:rPr>
+          <w:rFonts w:ascii="Avenir Next" w:hAnsi="Avenir Next" w:cs="Avenir Next" w:eastAsia="Avenir Next"/>
+          <w:color w:val="1A1A1A"/>
+          <w:sz w:val="22"/>
+          <w:szCs w:val="21"/>
+        </w:rPr>
+        <w:t xml:space="preserve">. So 11/4 = </w:t>
       </w:r>
       <w:r>
         <w:rPr>
@@ -1230,26 +1258,7 @@
         <w:rPr>
           <w:rFonts w:ascii="Avenir Next" w:hAnsi="Avenir Next" w:cs="Avenir Next" w:eastAsia="Avenir Next"/>
           <w:color w:val="1A1A1A"/>
-          <w:sz w:val="21"/>
-          <w:szCs w:val="21"/>
-        </w:rPr>
-        <w:t xml:space="preserve">. So 11/4 = </w:t>
-      </w:r>
-      <w:r>
-        <w:rPr>
-          <w:rFonts w:ascii="Avenir Next" w:hAnsi="Avenir Next" w:cs="Avenir Next" w:eastAsia="Avenir Next"/>
-          <w:color w:val="1A1A1A"/>
-          <w:sz w:val="21"/>
-          <w:szCs w:val="21"/>
-          <w:u w:val="single"/>
-        </w:rPr>
-        <w:t xml:space="preserve">                </w:t>
-      </w:r>
-      <w:r>
-        <w:rPr>
-          <w:rFonts w:ascii="Avenir Next" w:hAnsi="Avenir Next" w:cs="Avenir Next" w:eastAsia="Avenir Next"/>
-          <w:color w:val="1A1A1A"/>
-          <w:sz w:val="21"/>
+          <w:sz w:val="22"/>
           <w:szCs w:val="21"/>
         </w:rPr>
         <w:t xml:space="preserve">.</w:t>
@@ -1262,6 +1271,7 @@
     </w:p>
     <w:p>
       <w:pPr>
+        <w:pStyle w:val="Heading2"/>
         <w:keepNext/>
         <w:pBdr>
           <w:bottom w:val="single" w:sz="8" w:space="3" w:color="003A70"/>
@@ -1277,7 +1287,7 @@
           <w:b/>
           <w:color w:val="003A70"/>
           <w:spacing w:val="14"/>
-          <w:sz w:val="19"/>
+          <w:sz w:val="22"/>
           <w:szCs w:val="19"/>
         </w:rPr>
         <w:t xml:space="preserve">YOUR TURN</w:t>
@@ -1296,7 +1306,7 @@
           <w:rFonts w:ascii="Avenir Next" w:hAnsi="Avenir Next" w:cs="Avenir Next" w:eastAsia="Avenir Next"/>
           <w:i/>
           <w:color w:val="5A5F66"/>
-          <w:sz w:val="17"/>
+          <w:sz w:val="22"/>
           <w:szCs w:val="17"/>
         </w:rPr>
         <w:t xml:space="preserve">use the steps on your own</w:t>
@@ -1807,7 +1817,7 @@
       <w:pPr>
         <w:pageBreakBefore/>
         <w:keepNext/>
-        <w:spacing w:before="0" w:after="12" w:line="264" w:lineRule="auto"/>
+        <w:spacing w:before="0" w:after="10" w:line="240" w:lineRule="auto"/>
       </w:pPr>
       <w:r>
         <w:rPr>
@@ -1816,7 +1826,7 @@
           <w:caps/>
           <w:color w:val="003A70"/>
           <w:spacing w:val="12"/>
-          <w:sz w:val="19"/>
+          <w:sz w:val="22"/>
           <w:szCs w:val="19"/>
         </w:rPr>
         <w:t xml:space="preserve">Lesson 7-2  ·  Session 2  ·  Prerequisite Practice A  ·  Skill 2 of 2</w:t>
@@ -1824,8 +1834,9 @@
     </w:p>
     <w:p>
       <w:pPr>
+        <w:pStyle w:val="Heading1"/>
         <w:keepNext/>
-        <w:spacing w:before="0" w:after="10" w:line="240" w:lineRule="auto"/>
+        <w:spacing w:before="0" w:after="8" w:line="240" w:lineRule="auto"/>
       </w:pPr>
       <w:r>
         <w:rPr>
@@ -1843,13 +1854,13 @@
         <w:pBdr>
           <w:bottom w:val="single" w:sz="4" w:space="5" w:color="C9CDD2"/>
         </w:pBdr>
-        <w:spacing w:before="0" w:after="60" w:line="264" w:lineRule="auto"/>
+        <w:spacing w:before="0" w:after="51" w:line="240" w:lineRule="auto"/>
       </w:pPr>
       <w:r>
         <w:rPr>
           <w:rFonts w:ascii="Avenir Next" w:hAnsi="Avenir Next" w:cs="Avenir Next" w:eastAsia="Avenir Next"/>
           <w:color w:val="5A5F66"/>
-          <w:sz w:val="17"/>
+          <w:sz w:val="22"/>
           <w:szCs w:val="17"/>
         </w:rPr>
         <w:t xml:space="preserve">Builds on Grade 4 · 4.NF.C.6</w:t>
@@ -1892,7 +1903,8 @@
           </w:tcPr>
           <w:p>
             <w:pPr>
-              <w:spacing w:before="0" w:after="0" w:line="252" w:lineRule="auto"/>
+              <w:pStyle w:val="Heading2"/>
+              <w:spacing w:before="0" w:after="0" w:line="240" w:lineRule="auto"/>
             </w:pPr>
             <w:r>
               <w:rPr>
@@ -1915,13 +1927,13 @@
           </w:tcPr>
           <w:p>
             <w:pPr>
-              <w:spacing w:before="0" w:after="0" w:line="264" w:lineRule="auto"/>
+              <w:spacing w:before="0" w:after="0" w:line="240" w:lineRule="auto"/>
             </w:pPr>
             <w:r>
               <w:rPr>
                 <w:rFonts w:ascii="Avenir Next" w:hAnsi="Avenir Next" w:cs="Avenir Next" w:eastAsia="Avenir Next"/>
                 <w:color w:val="1A1A1A"/>
-                <w:sz w:val="20"/>
+                <w:sz w:val="22"/>
                 <w:szCs w:val="20"/>
               </w:rPr>
               <w:t xml:space="preserve">You will find opposites of depths like −7.25 m and −6.35.</w:t>
@@ -1941,7 +1953,8 @@
           </w:tcPr>
           <w:p>
             <w:pPr>
-              <w:spacing w:before="0" w:after="0" w:line="252" w:lineRule="auto"/>
+              <w:pStyle w:val="Heading2"/>
+              <w:spacing w:before="0" w:after="0" w:line="240" w:lineRule="auto"/>
             </w:pPr>
             <w:r>
               <w:rPr>
@@ -1964,13 +1977,13 @@
           </w:tcPr>
           <w:p>
             <w:pPr>
-              <w:spacing w:before="0" w:after="0" w:line="264" w:lineRule="auto"/>
+              <w:spacing w:before="0" w:after="0" w:line="240" w:lineRule="auto"/>
             </w:pPr>
             <w:r>
               <w:rPr>
                 <w:rFonts w:ascii="Avenir Next" w:hAnsi="Avenir Next" w:cs="Avenir Next" w:eastAsia="Avenir Next"/>
                 <w:color w:val="1A1A1A"/>
-                <w:sz w:val="20"/>
+                <w:sz w:val="22"/>
                 <w:szCs w:val="20"/>
               </w:rPr>
               <w:t xml:space="preserve">Place a decimal like 7.25 between two whole numbers and see which it is closer to.  </w:t>
@@ -1980,7 +1993,7 @@
                 <w:rFonts w:ascii="Avenir Next" w:hAnsi="Avenir Next" w:cs="Avenir Next" w:eastAsia="Avenir Next"/>
                 <w:b/>
                 <w:color w:val="1A1A1A"/>
-                <w:sz w:val="20"/>
+                <w:sz w:val="22"/>
                 <w:szCs w:val="20"/>
               </w:rPr>
               <w:t xml:space="preserve">You will use it in Practice Form A, problems 2, 6, and 7.</w:t>
@@ -1991,6 +2004,7 @@
     </w:tbl>
     <w:p>
       <w:pPr>
+        <w:pStyle w:val="Heading2"/>
         <w:keepNext/>
         <w:pBdr>
           <w:bottom w:val="single" w:sz="8" w:space="3" w:color="003A70"/>
@@ -1998,7 +2012,7 @@
         <w:tabs>
           <w:tab w:val="right" w:pos="9504"/>
         </w:tabs>
-        <w:spacing w:before="50" w:after="36" w:line="240" w:lineRule="auto"/>
+        <w:spacing w:before="42" w:after="31" w:line="240" w:lineRule="auto"/>
       </w:pPr>
       <w:r>
         <w:rPr>
@@ -2006,7 +2020,7 @@
           <w:b/>
           <w:color w:val="003A70"/>
           <w:spacing w:val="14"/>
-          <w:sz w:val="19"/>
+          <w:sz w:val="22"/>
           <w:szCs w:val="19"/>
         </w:rPr>
         <w:t xml:space="preserve">STEPS TO FOLLOW</w:t>
@@ -2025,7 +2039,7 @@
           <w:rFonts w:ascii="Avenir Next" w:hAnsi="Avenir Next" w:cs="Avenir Next" w:eastAsia="Avenir Next"/>
           <w:i/>
           <w:color w:val="5A5F66"/>
-          <w:sz w:val="17"/>
+          <w:sz w:val="22"/>
           <w:szCs w:val="17"/>
         </w:rPr>
         <w:t xml:space="preserve">use these same steps on every problem</w:t>
@@ -2067,6 +2081,7 @@
           </w:tcPr>
           <w:p>
             <w:pPr>
+              <w:pStyle w:val="Heading1"/>
               <w:spacing w:before="0" w:after="0" w:line="240" w:lineRule="auto"/>
               <w:jc w:val="center"/>
             </w:pPr>
@@ -2089,13 +2104,13 @@
           </w:tcPr>
           <w:p>
             <w:pPr>
-              <w:spacing w:before="0" w:after="0" w:line="264" w:lineRule="auto"/>
+              <w:spacing w:before="0" w:after="0" w:line="240" w:lineRule="auto"/>
             </w:pPr>
             <w:r>
               <w:rPr>
                 <w:rFonts w:ascii="Avenir Next" w:hAnsi="Avenir Next" w:cs="Avenir Next" w:eastAsia="Avenir Next"/>
                 <w:color w:val="1A1A1A"/>
-                <w:sz w:val="21"/>
+                <w:sz w:val="22"/>
                 <w:szCs w:val="21"/>
               </w:rPr>
               <w:t xml:space="preserve">Find the </w:t>
@@ -2105,7 +2120,7 @@
                 <w:rFonts w:ascii="Avenir Next" w:hAnsi="Avenir Next" w:cs="Avenir Next" w:eastAsia="Avenir Next"/>
                 <w:b/>
                 <w:color w:val="1A1A1A"/>
-                <w:sz w:val="21"/>
+                <w:sz w:val="22"/>
                 <w:szCs w:val="21"/>
               </w:rPr>
               <w:t xml:space="preserve">whole number</w:t>
@@ -2114,7 +2129,7 @@
               <w:rPr>
                 <w:rFonts w:ascii="Avenir Next" w:hAnsi="Avenir Next" w:cs="Avenir Next" w:eastAsia="Avenir Next"/>
                 <w:color w:val="1A1A1A"/>
-                <w:sz w:val="21"/>
+                <w:sz w:val="22"/>
                 <w:szCs w:val="21"/>
               </w:rPr>
               <w:t xml:space="preserve"> before the point. The next whole is one more.</w:t>
@@ -2133,6 +2148,7 @@
           </w:tcPr>
           <w:p>
             <w:pPr>
+              <w:pStyle w:val="Heading1"/>
               <w:spacing w:before="0" w:after="0" w:line="240" w:lineRule="auto"/>
               <w:jc w:val="center"/>
             </w:pPr>
@@ -2155,13 +2171,13 @@
           </w:tcPr>
           <w:p>
             <w:pPr>
-              <w:spacing w:before="0" w:after="0" w:line="264" w:lineRule="auto"/>
+              <w:spacing w:before="0" w:after="0" w:line="240" w:lineRule="auto"/>
             </w:pPr>
             <w:r>
               <w:rPr>
                 <w:rFonts w:ascii="Avenir Next" w:hAnsi="Avenir Next" w:cs="Avenir Next" w:eastAsia="Avenir Next"/>
                 <w:color w:val="1A1A1A"/>
-                <w:sz w:val="21"/>
+                <w:sz w:val="22"/>
                 <w:szCs w:val="21"/>
               </w:rPr>
               <w:t xml:space="preserve">Compare the decimal part to </w:t>
@@ -2171,7 +2187,7 @@
                 <w:rFonts w:ascii="Avenir Next" w:hAnsi="Avenir Next" w:cs="Avenir Next" w:eastAsia="Avenir Next"/>
                 <w:b/>
                 <w:color w:val="1A1A1A"/>
-                <w:sz w:val="21"/>
+                <w:sz w:val="22"/>
                 <w:szCs w:val="21"/>
               </w:rPr>
               <w:t xml:space="preserve">.5</w:t>
@@ -2180,7 +2196,7 @@
               <w:rPr>
                 <w:rFonts w:ascii="Avenir Next" w:hAnsi="Avenir Next" w:cs="Avenir Next" w:eastAsia="Avenir Next"/>
                 <w:color w:val="1A1A1A"/>
-                <w:sz w:val="21"/>
+                <w:sz w:val="22"/>
                 <w:szCs w:val="21"/>
               </w:rPr>
               <w:t xml:space="preserve"> (halfway).</w:t>
@@ -2199,6 +2215,7 @@
           </w:tcPr>
           <w:p>
             <w:pPr>
+              <w:pStyle w:val="Heading1"/>
               <w:spacing w:before="0" w:after="0" w:line="240" w:lineRule="auto"/>
               <w:jc w:val="center"/>
             </w:pPr>
@@ -2221,13 +2238,13 @@
           </w:tcPr>
           <w:p>
             <w:pPr>
-              <w:spacing w:before="0" w:after="0" w:line="264" w:lineRule="auto"/>
+              <w:spacing w:before="0" w:after="0" w:line="240" w:lineRule="auto"/>
             </w:pPr>
             <w:r>
               <w:rPr>
                 <w:rFonts w:ascii="Avenir Next" w:hAnsi="Avenir Next" w:cs="Avenir Next" w:eastAsia="Avenir Next"/>
                 <w:color w:val="1A1A1A"/>
-                <w:sz w:val="21"/>
+                <w:sz w:val="22"/>
                 <w:szCs w:val="21"/>
               </w:rPr>
               <w:t xml:space="preserve">Less than .5: closer to the </w:t>
@@ -2237,7 +2254,7 @@
                 <w:rFonts w:ascii="Avenir Next" w:hAnsi="Avenir Next" w:cs="Avenir Next" w:eastAsia="Avenir Next"/>
                 <w:b/>
                 <w:color w:val="1A1A1A"/>
-                <w:sz w:val="21"/>
+                <w:sz w:val="22"/>
                 <w:szCs w:val="21"/>
               </w:rPr>
               <w:t xml:space="preserve">lower</w:t>
@@ -2246,7 +2263,7 @@
               <w:rPr>
                 <w:rFonts w:ascii="Avenir Next" w:hAnsi="Avenir Next" w:cs="Avenir Next" w:eastAsia="Avenir Next"/>
                 <w:color w:val="1A1A1A"/>
-                <w:sz w:val="21"/>
+                <w:sz w:val="22"/>
                 <w:szCs w:val="21"/>
               </w:rPr>
               <w:t xml:space="preserve"> whole. More: the higher one.</w:t>
@@ -2257,6 +2274,7 @@
     </w:tbl>
     <w:p>
       <w:pPr>
+        <w:pStyle w:val="Heading2"/>
         <w:keepNext/>
         <w:pBdr>
           <w:bottom w:val="single" w:sz="8" w:space="3" w:color="003A70"/>
@@ -2264,7 +2282,7 @@
         <w:tabs>
           <w:tab w:val="right" w:pos="9504"/>
         </w:tabs>
-        <w:spacing w:before="50" w:after="36" w:line="240" w:lineRule="auto"/>
+        <w:spacing w:before="42" w:after="31" w:line="240" w:lineRule="auto"/>
       </w:pPr>
       <w:r>
         <w:rPr>
@@ -2272,7 +2290,7 @@
           <w:b/>
           <w:color w:val="003A70"/>
           <w:spacing w:val="14"/>
-          <w:sz w:val="19"/>
+          <w:sz w:val="22"/>
           <w:szCs w:val="19"/>
         </w:rPr>
         <w:t xml:space="preserve">WATCH ME</w:t>
@@ -2291,7 +2309,7 @@
           <w:rFonts w:ascii="Avenir Next" w:hAnsi="Avenir Next" w:cs="Avenir Next" w:eastAsia="Avenir Next"/>
           <w:i/>
           <w:color w:val="5A5F66"/>
-          <w:sz w:val="17"/>
+          <w:sz w:val="22"/>
           <w:szCs w:val="17"/>
         </w:rPr>
         <w:t xml:space="preserve">the steps in action</w:t>
@@ -2333,14 +2351,14 @@
           </w:tcPr>
           <w:p>
             <w:pPr>
-              <w:spacing w:before="0" w:after="40" w:line="264" w:lineRule="auto"/>
+              <w:spacing w:before="0" w:after="34" w:line="240" w:lineRule="auto"/>
             </w:pPr>
             <w:r>
               <w:rPr>
                 <w:rFonts w:ascii="Avenir Next" w:hAnsi="Avenir Next" w:cs="Avenir Next" w:eastAsia="Avenir Next"/>
                 <w:b/>
                 <w:color w:val="1A1A1A"/>
-                <w:sz w:val="21"/>
+                <w:sz w:val="22"/>
                 <w:szCs w:val="21"/>
               </w:rPr>
               <w:t xml:space="preserve">Where is 8.75 on a number line?</w:t>
@@ -2351,7 +2369,7 @@
               <w:tabs>
                 <w:tab w:val="left" w:pos="950"/>
               </w:tabs>
-              <w:spacing w:before="0" w:after="24" w:line="256" w:lineRule="auto"/>
+              <w:spacing w:before="0" w:after="20" w:line="240" w:lineRule="auto"/>
               <w:ind w:left="950" w:hanging="950"/>
             </w:pPr>
             <w:r>
@@ -2359,25 +2377,25 @@
                 <w:rFonts w:ascii="Avenir Next" w:hAnsi="Avenir Next" w:cs="Avenir Next" w:eastAsia="Avenir Next"/>
                 <w:b/>
                 <w:color w:val="003A70"/>
+                <w:sz w:val="22"/>
+                <w:szCs w:val="19"/>
+              </w:rPr>
+              <w:t xml:space="preserve">Step 1</w:t>
+            </w:r>
+            <w:r>
+              <w:rPr>
+                <w:rFonts w:ascii="Avenir Next" w:hAnsi="Avenir Next" w:cs="Avenir Next" w:eastAsia="Avenir Next"/>
+                <w:color w:val="1A1A1A"/>
                 <w:sz w:val="19"/>
                 <w:szCs w:val="19"/>
               </w:rPr>
-              <w:t xml:space="preserve">Step 1</w:t>
-            </w:r>
-            <w:r>
-              <w:rPr>
-                <w:rFonts w:ascii="Avenir Next" w:hAnsi="Avenir Next" w:cs="Avenir Next" w:eastAsia="Avenir Next"/>
-                <w:color w:val="1A1A1A"/>
-                <w:sz w:val="19"/>
-                <w:szCs w:val="19"/>
-              </w:rPr>
               <w:tab/>
             </w:r>
             <w:r>
               <w:rPr>
                 <w:rFonts w:ascii="Avenir Next" w:hAnsi="Avenir Next" w:cs="Avenir Next" w:eastAsia="Avenir Next"/>
                 <w:color w:val="1A1A1A"/>
-                <w:sz w:val="21"/>
+                <w:sz w:val="22"/>
                 <w:szCs w:val="21"/>
               </w:rPr>
               <w:t xml:space="preserve">The whole number is 8. It is between 8 and 9.</w:t>
@@ -2388,7 +2406,7 @@
               <w:tabs>
                 <w:tab w:val="left" w:pos="950"/>
               </w:tabs>
-              <w:spacing w:before="0" w:after="24" w:line="256" w:lineRule="auto"/>
+              <w:spacing w:before="0" w:after="20" w:line="240" w:lineRule="auto"/>
               <w:ind w:left="950" w:hanging="950"/>
             </w:pPr>
             <w:r>
@@ -2396,25 +2414,25 @@
                 <w:rFonts w:ascii="Avenir Next" w:hAnsi="Avenir Next" w:cs="Avenir Next" w:eastAsia="Avenir Next"/>
                 <w:b/>
                 <w:color w:val="003A70"/>
+                <w:sz w:val="22"/>
+                <w:szCs w:val="19"/>
+              </w:rPr>
+              <w:t xml:space="preserve">Step 2</w:t>
+            </w:r>
+            <w:r>
+              <w:rPr>
+                <w:rFonts w:ascii="Avenir Next" w:hAnsi="Avenir Next" w:cs="Avenir Next" w:eastAsia="Avenir Next"/>
+                <w:color w:val="1A1A1A"/>
                 <w:sz w:val="19"/>
                 <w:szCs w:val="19"/>
               </w:rPr>
-              <w:t xml:space="preserve">Step 2</w:t>
-            </w:r>
-            <w:r>
-              <w:rPr>
-                <w:rFonts w:ascii="Avenir Next" w:hAnsi="Avenir Next" w:cs="Avenir Next" w:eastAsia="Avenir Next"/>
-                <w:color w:val="1A1A1A"/>
-                <w:sz w:val="19"/>
-                <w:szCs w:val="19"/>
-              </w:rPr>
               <w:tab/>
             </w:r>
             <w:r>
               <w:rPr>
                 <w:rFonts w:ascii="Avenir Next" w:hAnsi="Avenir Next" w:cs="Avenir Next" w:eastAsia="Avenir Next"/>
                 <w:color w:val="1A1A1A"/>
-                <w:sz w:val="21"/>
+                <w:sz w:val="22"/>
                 <w:szCs w:val="21"/>
               </w:rPr>
               <w:t xml:space="preserve">.75 is more than .5.</w:t>
@@ -2425,7 +2443,7 @@
               <w:tabs>
                 <w:tab w:val="left" w:pos="950"/>
               </w:tabs>
-              <w:spacing w:before="0" w:after="24" w:line="256" w:lineRule="auto"/>
+              <w:spacing w:before="0" w:after="20" w:line="240" w:lineRule="auto"/>
               <w:ind w:left="950" w:hanging="950"/>
             </w:pPr>
             <w:r>
@@ -2433,25 +2451,25 @@
                 <w:rFonts w:ascii="Avenir Next" w:hAnsi="Avenir Next" w:cs="Avenir Next" w:eastAsia="Avenir Next"/>
                 <w:b/>
                 <w:color w:val="003A70"/>
+                <w:sz w:val="22"/>
+                <w:szCs w:val="19"/>
+              </w:rPr>
+              <w:t xml:space="preserve">Step 3</w:t>
+            </w:r>
+            <w:r>
+              <w:rPr>
+                <w:rFonts w:ascii="Avenir Next" w:hAnsi="Avenir Next" w:cs="Avenir Next" w:eastAsia="Avenir Next"/>
+                <w:color w:val="1A1A1A"/>
                 <w:sz w:val="19"/>
                 <w:szCs w:val="19"/>
               </w:rPr>
-              <w:t xml:space="preserve">Step 3</w:t>
-            </w:r>
-            <w:r>
-              <w:rPr>
-                <w:rFonts w:ascii="Avenir Next" w:hAnsi="Avenir Next" w:cs="Avenir Next" w:eastAsia="Avenir Next"/>
-                <w:color w:val="1A1A1A"/>
-                <w:sz w:val="19"/>
-                <w:szCs w:val="19"/>
-              </w:rPr>
               <w:tab/>
             </w:r>
             <w:r>
               <w:rPr>
                 <w:rFonts w:ascii="Avenir Next" w:hAnsi="Avenir Next" w:cs="Avenir Next" w:eastAsia="Avenir Next"/>
                 <w:color w:val="1A1A1A"/>
-                <w:sz w:val="21"/>
+                <w:sz w:val="22"/>
                 <w:szCs w:val="21"/>
               </w:rPr>
               <w:t xml:space="preserve">It is past halfway, closer to 9.</w:t>
@@ -2462,7 +2480,7 @@
               <w:tabs>
                 <w:tab w:val="left" w:pos="950"/>
               </w:tabs>
-              <w:spacing w:before="20" w:after="0" w:line="256" w:lineRule="auto"/>
+              <w:spacing w:before="17" w:after="0" w:line="240" w:lineRule="auto"/>
               <w:ind w:left="950" w:hanging="950"/>
             </w:pPr>
             <w:r>
@@ -2470,18 +2488,18 @@
                 <w:rFonts w:ascii="Avenir Next" w:hAnsi="Avenir Next" w:cs="Avenir Next" w:eastAsia="Avenir Next"/>
                 <w:b/>
                 <w:color w:val="1A1A1A"/>
+                <w:sz w:val="22"/>
+                <w:szCs w:val="21"/>
+              </w:rPr>
+              <w:t xml:space="preserve">Answer</w:t>
+            </w:r>
+            <w:r>
+              <w:rPr>
+                <w:rFonts w:ascii="Avenir Next" w:hAnsi="Avenir Next" w:cs="Avenir Next" w:eastAsia="Avenir Next"/>
+                <w:color w:val="1A1A1A"/>
                 <w:sz w:val="21"/>
                 <w:szCs w:val="21"/>
               </w:rPr>
-              <w:t xml:space="preserve">Answer</w:t>
-            </w:r>
-            <w:r>
-              <w:rPr>
-                <w:rFonts w:ascii="Avenir Next" w:hAnsi="Avenir Next" w:cs="Avenir Next" w:eastAsia="Avenir Next"/>
-                <w:color w:val="1A1A1A"/>
-                <w:sz w:val="21"/>
-                <w:szCs w:val="21"/>
-              </w:rPr>
               <w:tab/>
             </w:r>
             <w:r>
@@ -2489,7 +2507,7 @@
                 <w:rFonts w:ascii="Avenir Next" w:hAnsi="Avenir Next" w:cs="Avenir Next" w:eastAsia="Avenir Next"/>
                 <w:b/>
                 <w:color w:val="1A1A1A"/>
-                <w:sz w:val="21"/>
+                <w:sz w:val="22"/>
                 <w:szCs w:val="21"/>
               </w:rPr>
               <w:t xml:space="preserve">8.75 is between 8 and 9, closer to 9.</w:t>
@@ -2503,14 +2521,14 @@
           </w:tcPr>
           <w:p>
             <w:pPr>
-              <w:spacing w:before="0" w:after="0" w:line="264" w:lineRule="auto"/>
+              <w:spacing w:before="0" w:after="0" w:line="240" w:lineRule="auto"/>
               <w:jc w:val="right"/>
             </w:pPr>
             <w:r>
               <w:drawing>
                 <wp:inline distT="0" distB="0" distL="0" distR="0">
                   <wp:extent cx="2743200" cy="731520"/>
-                  <wp:docPr id="1" name="Figure 1"/>
+                  <wp:docPr id="1" name="Figure 1" descr="Number line from 8 to 9, ticks every 0.25. Points: x: 8.75; label: 8.75."/>
                   <a:graphic xmlns:a="http://schemas.openxmlformats.org/drawingml/2006/main">
                     <a:graphicData uri="http://schemas.openxmlformats.org/drawingml/2006/picture">
                       <pic:pic xmlns:pic="http://schemas.openxmlformats.org/drawingml/2006/picture">
@@ -2550,6 +2568,7 @@
     </w:p>
     <w:p>
       <w:pPr>
+        <w:pStyle w:val="Heading2"/>
         <w:keepNext/>
         <w:pBdr>
           <w:bottom w:val="single" w:sz="8" w:space="3" w:color="003A70"/>
@@ -2557,7 +2576,7 @@
         <w:tabs>
           <w:tab w:val="right" w:pos="9504"/>
         </w:tabs>
-        <w:spacing w:before="50" w:after="36" w:line="240" w:lineRule="auto"/>
+        <w:spacing w:before="42" w:after="31" w:line="240" w:lineRule="auto"/>
       </w:pPr>
       <w:r>
         <w:rPr>
@@ -2565,7 +2584,7 @@
           <w:b/>
           <w:color w:val="003A70"/>
           <w:spacing w:val="14"/>
-          <w:sz w:val="19"/>
+          <w:sz w:val="22"/>
           <w:szCs w:val="19"/>
         </w:rPr>
         <w:t xml:space="preserve">TRY IT WITH HELP</w:t>
@@ -2584,7 +2603,7 @@
           <w:rFonts w:ascii="Avenir Next" w:hAnsi="Avenir Next" w:cs="Avenir Next" w:eastAsia="Avenir Next"/>
           <w:i/>
           <w:color w:val="5A5F66"/>
-          <w:sz w:val="17"/>
+          <w:sz w:val="22"/>
           <w:szCs w:val="17"/>
         </w:rPr>
         <w:t xml:space="preserve">fill in each step</w:t>
@@ -2596,7 +2615,7 @@
         <w:tabs>
           <w:tab w:val="left" w:pos="432"/>
         </w:tabs>
-        <w:spacing w:before="90" w:after="40" w:line="268" w:lineRule="auto"/>
+        <w:spacing w:before="76" w:after="34" w:line="240" w:lineRule="auto"/>
         <w:ind w:left="432" w:hanging="432"/>
       </w:pPr>
       <w:r>
@@ -2634,7 +2653,7 @@
         <w:tabs>
           <w:tab w:val="left" w:pos="1300"/>
         </w:tabs>
-        <w:spacing w:before="0" w:after="24" w:line="272" w:lineRule="auto"/>
+        <w:spacing w:before="0" w:after="20" w:line="240" w:lineRule="auto"/>
         <w:ind w:left="1300" w:hanging="868"/>
       </w:pPr>
       <w:r>
@@ -2642,28 +2661,47 @@
           <w:rFonts w:ascii="Avenir Next" w:hAnsi="Avenir Next" w:cs="Avenir Next" w:eastAsia="Avenir Next"/>
           <w:b/>
           <w:color w:val="003A70"/>
+          <w:sz w:val="22"/>
+          <w:szCs w:val="18"/>
+        </w:rPr>
+        <w:t xml:space="preserve">Step 1</w:t>
+      </w:r>
+      <w:r>
+        <w:rPr>
+          <w:rFonts w:ascii="Avenir Next" w:hAnsi="Avenir Next" w:cs="Avenir Next" w:eastAsia="Avenir Next"/>
+          <w:color w:val="1A1A1A"/>
           <w:sz w:val="18"/>
           <w:szCs w:val="18"/>
         </w:rPr>
-        <w:t xml:space="preserve">Step 1</w:t>
-      </w:r>
-      <w:r>
-        <w:rPr>
-          <w:rFonts w:ascii="Avenir Next" w:hAnsi="Avenir Next" w:cs="Avenir Next" w:eastAsia="Avenir Next"/>
-          <w:color w:val="1A1A1A"/>
-          <w:sz w:val="18"/>
-          <w:szCs w:val="18"/>
-        </w:rPr>
         <w:tab/>
       </w:r>
       <w:r>
         <w:rPr>
           <w:rFonts w:ascii="Avenir Next" w:hAnsi="Avenir Next" w:cs="Avenir Next" w:eastAsia="Avenir Next"/>
           <w:color w:val="1A1A1A"/>
+          <w:sz w:val="22"/>
+          <w:szCs w:val="21"/>
+        </w:rPr>
+        <w:t xml:space="preserve">7.25 is between </w:t>
+      </w:r>
+      <w:r>
+        <w:rPr>
+          <w:rFonts w:ascii="Avenir Next" w:hAnsi="Avenir Next" w:cs="Avenir Next" w:eastAsia="Avenir Next"/>
+          <w:color w:val="1A1A1A"/>
           <w:sz w:val="21"/>
           <w:szCs w:val="21"/>
-        </w:rPr>
-        <w:t xml:space="preserve">7.25 is between </w:t>
+          <w:u w:val="single"/>
+        </w:rPr>
+        <w:t xml:space="preserve">                </w:t>
+      </w:r>
+      <w:r>
+        <w:rPr>
+          <w:rFonts w:ascii="Avenir Next" w:hAnsi="Avenir Next" w:cs="Avenir Next" w:eastAsia="Avenir Next"/>
+          <w:color w:val="1A1A1A"/>
+          <w:sz w:val="22"/>
+          <w:szCs w:val="21"/>
+        </w:rPr>
+        <w:t xml:space="preserve"> and </w:t>
       </w:r>
       <w:r>
         <w:rPr>
@@ -2679,26 +2717,7 @@
         <w:rPr>
           <w:rFonts w:ascii="Avenir Next" w:hAnsi="Avenir Next" w:cs="Avenir Next" w:eastAsia="Avenir Next"/>
           <w:color w:val="1A1A1A"/>
-          <w:sz w:val="21"/>
-          <w:szCs w:val="21"/>
-        </w:rPr>
-        <w:t xml:space="preserve"> and </w:t>
-      </w:r>
-      <w:r>
-        <w:rPr>
-          <w:rFonts w:ascii="Avenir Next" w:hAnsi="Avenir Next" w:cs="Avenir Next" w:eastAsia="Avenir Next"/>
-          <w:color w:val="1A1A1A"/>
-          <w:sz w:val="21"/>
-          <w:szCs w:val="21"/>
-          <w:u w:val="single"/>
-        </w:rPr>
-        <w:t xml:space="preserve">                </w:t>
-      </w:r>
-      <w:r>
-        <w:rPr>
-          <w:rFonts w:ascii="Avenir Next" w:hAnsi="Avenir Next" w:cs="Avenir Next" w:eastAsia="Avenir Next"/>
-          <w:color w:val="1A1A1A"/>
-          <w:sz w:val="21"/>
+          <w:sz w:val="22"/>
           <w:szCs w:val="21"/>
         </w:rPr>
         <w:t xml:space="preserve">.</w:t>
@@ -2710,7 +2729,7 @@
         <w:tabs>
           <w:tab w:val="left" w:pos="1300"/>
         </w:tabs>
-        <w:spacing w:before="0" w:after="24" w:line="272" w:lineRule="auto"/>
+        <w:spacing w:before="0" w:after="20" w:line="240" w:lineRule="auto"/>
         <w:ind w:left="1300" w:hanging="868"/>
       </w:pPr>
       <w:r>
@@ -2718,35 +2737,35 @@
           <w:rFonts w:ascii="Avenir Next" w:hAnsi="Avenir Next" w:cs="Avenir Next" w:eastAsia="Avenir Next"/>
           <w:b/>
           <w:color w:val="003A70"/>
+          <w:sz w:val="22"/>
+          <w:szCs w:val="18"/>
+        </w:rPr>
+        <w:t xml:space="preserve">Step 2</w:t>
+      </w:r>
+      <w:r>
+        <w:rPr>
+          <w:rFonts w:ascii="Avenir Next" w:hAnsi="Avenir Next" w:cs="Avenir Next" w:eastAsia="Avenir Next"/>
+          <w:color w:val="1A1A1A"/>
           <w:sz w:val="18"/>
           <w:szCs w:val="18"/>
         </w:rPr>
-        <w:t xml:space="preserve">Step 2</w:t>
-      </w:r>
-      <w:r>
-        <w:rPr>
-          <w:rFonts w:ascii="Avenir Next" w:hAnsi="Avenir Next" w:cs="Avenir Next" w:eastAsia="Avenir Next"/>
-          <w:color w:val="1A1A1A"/>
-          <w:sz w:val="18"/>
-          <w:szCs w:val="18"/>
-        </w:rPr>
         <w:tab/>
       </w:r>
       <w:r>
         <w:rPr>
           <w:rFonts w:ascii="Avenir Next" w:hAnsi="Avenir Next" w:cs="Avenir Next" w:eastAsia="Avenir Next"/>
           <w:color w:val="1A1A1A"/>
+          <w:sz w:val="22"/>
+          <w:szCs w:val="21"/>
+        </w:rPr>
+        <w:t xml:space="preserve">.25 is </w:t>
+      </w:r>
+      <w:r>
+        <w:rPr>
+          <w:rFonts w:ascii="Avenir Next" w:hAnsi="Avenir Next" w:cs="Avenir Next" w:eastAsia="Avenir Next"/>
+          <w:color w:val="1A1A1A"/>
           <w:sz w:val="21"/>
           <w:szCs w:val="21"/>
-        </w:rPr>
-        <w:t xml:space="preserve">.25 is </w:t>
-      </w:r>
-      <w:r>
-        <w:rPr>
-          <w:rFonts w:ascii="Avenir Next" w:hAnsi="Avenir Next" w:cs="Avenir Next" w:eastAsia="Avenir Next"/>
-          <w:color w:val="1A1A1A"/>
-          <w:sz w:val="21"/>
-          <w:szCs w:val="21"/>
           <w:u w:val="single"/>
         </w:rPr>
         <w:t xml:space="preserve">                </w:t>
@@ -2755,7 +2774,7 @@
         <w:rPr>
           <w:rFonts w:ascii="Avenir Next" w:hAnsi="Avenir Next" w:cs="Avenir Next" w:eastAsia="Avenir Next"/>
           <w:color w:val="1A1A1A"/>
-          <w:sz w:val="21"/>
+          <w:sz w:val="22"/>
           <w:szCs w:val="21"/>
         </w:rPr>
         <w:t xml:space="preserve"> than .5.</w:t>
@@ -2767,7 +2786,7 @@
         <w:tabs>
           <w:tab w:val="left" w:pos="1300"/>
         </w:tabs>
-        <w:spacing w:before="0" w:after="24" w:line="272" w:lineRule="auto"/>
+        <w:spacing w:before="0" w:after="20" w:line="240" w:lineRule="auto"/>
         <w:ind w:left="1300" w:hanging="868"/>
       </w:pPr>
       <w:r>
@@ -2775,35 +2794,35 @@
           <w:rFonts w:ascii="Avenir Next" w:hAnsi="Avenir Next" w:cs="Avenir Next" w:eastAsia="Avenir Next"/>
           <w:b/>
           <w:color w:val="003A70"/>
+          <w:sz w:val="22"/>
+          <w:szCs w:val="18"/>
+        </w:rPr>
+        <w:t xml:space="preserve">Step 3</w:t>
+      </w:r>
+      <w:r>
+        <w:rPr>
+          <w:rFonts w:ascii="Avenir Next" w:hAnsi="Avenir Next" w:cs="Avenir Next" w:eastAsia="Avenir Next"/>
+          <w:color w:val="1A1A1A"/>
           <w:sz w:val="18"/>
           <w:szCs w:val="18"/>
         </w:rPr>
-        <w:t xml:space="preserve">Step 3</w:t>
-      </w:r>
-      <w:r>
-        <w:rPr>
-          <w:rFonts w:ascii="Avenir Next" w:hAnsi="Avenir Next" w:cs="Avenir Next" w:eastAsia="Avenir Next"/>
-          <w:color w:val="1A1A1A"/>
-          <w:sz w:val="18"/>
-          <w:szCs w:val="18"/>
-        </w:rPr>
         <w:tab/>
       </w:r>
       <w:r>
         <w:rPr>
           <w:rFonts w:ascii="Avenir Next" w:hAnsi="Avenir Next" w:cs="Avenir Next" w:eastAsia="Avenir Next"/>
           <w:color w:val="1A1A1A"/>
+          <w:sz w:val="22"/>
+          <w:szCs w:val="21"/>
+        </w:rPr>
+        <w:t xml:space="preserve">7.25 is closer to </w:t>
+      </w:r>
+      <w:r>
+        <w:rPr>
+          <w:rFonts w:ascii="Avenir Next" w:hAnsi="Avenir Next" w:cs="Avenir Next" w:eastAsia="Avenir Next"/>
+          <w:color w:val="1A1A1A"/>
           <w:sz w:val="21"/>
           <w:szCs w:val="21"/>
-        </w:rPr>
-        <w:t xml:space="preserve">7.25 is closer to </w:t>
-      </w:r>
-      <w:r>
-        <w:rPr>
-          <w:rFonts w:ascii="Avenir Next" w:hAnsi="Avenir Next" w:cs="Avenir Next" w:eastAsia="Avenir Next"/>
-          <w:color w:val="1A1A1A"/>
-          <w:sz w:val="21"/>
-          <w:szCs w:val="21"/>
           <w:u w:val="single"/>
         </w:rPr>
         <w:t xml:space="preserve">                </w:t>
@@ -2812,7 +2831,7 @@
         <w:rPr>
           <w:rFonts w:ascii="Avenir Next" w:hAnsi="Avenir Next" w:cs="Avenir Next" w:eastAsia="Avenir Next"/>
           <w:color w:val="1A1A1A"/>
-          <w:sz w:val="21"/>
+          <w:sz w:val="22"/>
           <w:szCs w:val="21"/>
         </w:rPr>
         <w:t xml:space="preserve">.</w:t>
@@ -2829,7 +2848,7 @@
         <w:tabs>
           <w:tab w:val="left" w:pos="432"/>
         </w:tabs>
-        <w:spacing w:before="90" w:after="40" w:line="268" w:lineRule="auto"/>
+        <w:spacing w:before="76" w:after="34" w:line="240" w:lineRule="auto"/>
         <w:ind w:left="432" w:hanging="432"/>
       </w:pPr>
       <w:r>
@@ -2867,7 +2886,7 @@
         <w:tabs>
           <w:tab w:val="left" w:pos="1300"/>
         </w:tabs>
-        <w:spacing w:before="0" w:after="24" w:line="272" w:lineRule="auto"/>
+        <w:spacing w:before="0" w:after="20" w:line="240" w:lineRule="auto"/>
         <w:ind w:left="1300" w:hanging="868"/>
       </w:pPr>
       <w:r>
@@ -2875,28 +2894,47 @@
           <w:rFonts w:ascii="Avenir Next" w:hAnsi="Avenir Next" w:cs="Avenir Next" w:eastAsia="Avenir Next"/>
           <w:b/>
           <w:color w:val="003A70"/>
+          <w:sz w:val="22"/>
+          <w:szCs w:val="18"/>
+        </w:rPr>
+        <w:t xml:space="preserve">Step 1</w:t>
+      </w:r>
+      <w:r>
+        <w:rPr>
+          <w:rFonts w:ascii="Avenir Next" w:hAnsi="Avenir Next" w:cs="Avenir Next" w:eastAsia="Avenir Next"/>
+          <w:color w:val="1A1A1A"/>
           <w:sz w:val="18"/>
           <w:szCs w:val="18"/>
         </w:rPr>
-        <w:t xml:space="preserve">Step 1</w:t>
-      </w:r>
-      <w:r>
-        <w:rPr>
-          <w:rFonts w:ascii="Avenir Next" w:hAnsi="Avenir Next" w:cs="Avenir Next" w:eastAsia="Avenir Next"/>
-          <w:color w:val="1A1A1A"/>
-          <w:sz w:val="18"/>
-          <w:szCs w:val="18"/>
-        </w:rPr>
         <w:tab/>
       </w:r>
       <w:r>
         <w:rPr>
           <w:rFonts w:ascii="Avenir Next" w:hAnsi="Avenir Next" w:cs="Avenir Next" w:eastAsia="Avenir Next"/>
           <w:color w:val="1A1A1A"/>
+          <w:sz w:val="22"/>
+          <w:szCs w:val="21"/>
+        </w:rPr>
+        <w:t xml:space="preserve">6.35 is between </w:t>
+      </w:r>
+      <w:r>
+        <w:rPr>
+          <w:rFonts w:ascii="Avenir Next" w:hAnsi="Avenir Next" w:cs="Avenir Next" w:eastAsia="Avenir Next"/>
+          <w:color w:val="1A1A1A"/>
           <w:sz w:val="21"/>
           <w:szCs w:val="21"/>
-        </w:rPr>
-        <w:t xml:space="preserve">6.35 is between </w:t>
+          <w:u w:val="single"/>
+        </w:rPr>
+        <w:t xml:space="preserve">                </w:t>
+      </w:r>
+      <w:r>
+        <w:rPr>
+          <w:rFonts w:ascii="Avenir Next" w:hAnsi="Avenir Next" w:cs="Avenir Next" w:eastAsia="Avenir Next"/>
+          <w:color w:val="1A1A1A"/>
+          <w:sz w:val="22"/>
+          <w:szCs w:val="21"/>
+        </w:rPr>
+        <w:t xml:space="preserve"> and </w:t>
       </w:r>
       <w:r>
         <w:rPr>
@@ -2912,26 +2950,7 @@
         <w:rPr>
           <w:rFonts w:ascii="Avenir Next" w:hAnsi="Avenir Next" w:cs="Avenir Next" w:eastAsia="Avenir Next"/>
           <w:color w:val="1A1A1A"/>
-          <w:sz w:val="21"/>
-          <w:szCs w:val="21"/>
-        </w:rPr>
-        <w:t xml:space="preserve"> and </w:t>
-      </w:r>
-      <w:r>
-        <w:rPr>
-          <w:rFonts w:ascii="Avenir Next" w:hAnsi="Avenir Next" w:cs="Avenir Next" w:eastAsia="Avenir Next"/>
-          <w:color w:val="1A1A1A"/>
-          <w:sz w:val="21"/>
-          <w:szCs w:val="21"/>
-          <w:u w:val="single"/>
-        </w:rPr>
-        <w:t xml:space="preserve">                </w:t>
-      </w:r>
-      <w:r>
-        <w:rPr>
-          <w:rFonts w:ascii="Avenir Next" w:hAnsi="Avenir Next" w:cs="Avenir Next" w:eastAsia="Avenir Next"/>
-          <w:color w:val="1A1A1A"/>
-          <w:sz w:val="21"/>
+          <w:sz w:val="22"/>
           <w:szCs w:val="21"/>
         </w:rPr>
         <w:t xml:space="preserve">.</w:t>
@@ -2943,7 +2962,7 @@
         <w:tabs>
           <w:tab w:val="left" w:pos="1300"/>
         </w:tabs>
-        <w:spacing w:before="0" w:after="24" w:line="272" w:lineRule="auto"/>
+        <w:spacing w:before="0" w:after="20" w:line="240" w:lineRule="auto"/>
         <w:ind w:left="1300" w:hanging="868"/>
       </w:pPr>
       <w:r>
@@ -2951,35 +2970,35 @@
           <w:rFonts w:ascii="Avenir Next" w:hAnsi="Avenir Next" w:cs="Avenir Next" w:eastAsia="Avenir Next"/>
           <w:b/>
           <w:color w:val="003A70"/>
+          <w:sz w:val="22"/>
+          <w:szCs w:val="18"/>
+        </w:rPr>
+        <w:t xml:space="preserve">Step 2</w:t>
+      </w:r>
+      <w:r>
+        <w:rPr>
+          <w:rFonts w:ascii="Avenir Next" w:hAnsi="Avenir Next" w:cs="Avenir Next" w:eastAsia="Avenir Next"/>
+          <w:color w:val="1A1A1A"/>
           <w:sz w:val="18"/>
           <w:szCs w:val="18"/>
         </w:rPr>
-        <w:t xml:space="preserve">Step 2</w:t>
-      </w:r>
-      <w:r>
-        <w:rPr>
-          <w:rFonts w:ascii="Avenir Next" w:hAnsi="Avenir Next" w:cs="Avenir Next" w:eastAsia="Avenir Next"/>
-          <w:color w:val="1A1A1A"/>
-          <w:sz w:val="18"/>
-          <w:szCs w:val="18"/>
-        </w:rPr>
         <w:tab/>
       </w:r>
       <w:r>
         <w:rPr>
           <w:rFonts w:ascii="Avenir Next" w:hAnsi="Avenir Next" w:cs="Avenir Next" w:eastAsia="Avenir Next"/>
           <w:color w:val="1A1A1A"/>
+          <w:sz w:val="22"/>
+          <w:szCs w:val="21"/>
+        </w:rPr>
+        <w:t xml:space="preserve">.35 is </w:t>
+      </w:r>
+      <w:r>
+        <w:rPr>
+          <w:rFonts w:ascii="Avenir Next" w:hAnsi="Avenir Next" w:cs="Avenir Next" w:eastAsia="Avenir Next"/>
+          <w:color w:val="1A1A1A"/>
           <w:sz w:val="21"/>
           <w:szCs w:val="21"/>
-        </w:rPr>
-        <w:t xml:space="preserve">.35 is </w:t>
-      </w:r>
-      <w:r>
-        <w:rPr>
-          <w:rFonts w:ascii="Avenir Next" w:hAnsi="Avenir Next" w:cs="Avenir Next" w:eastAsia="Avenir Next"/>
-          <w:color w:val="1A1A1A"/>
-          <w:sz w:val="21"/>
-          <w:szCs w:val="21"/>
           <w:u w:val="single"/>
         </w:rPr>
         <w:t xml:space="preserve">                </w:t>
@@ -2988,7 +3007,7 @@
         <w:rPr>
           <w:rFonts w:ascii="Avenir Next" w:hAnsi="Avenir Next" w:cs="Avenir Next" w:eastAsia="Avenir Next"/>
           <w:color w:val="1A1A1A"/>
-          <w:sz w:val="21"/>
+          <w:sz w:val="22"/>
           <w:szCs w:val="21"/>
         </w:rPr>
         <w:t xml:space="preserve"> than .5.</w:t>
@@ -3000,7 +3019,7 @@
         <w:tabs>
           <w:tab w:val="left" w:pos="1300"/>
         </w:tabs>
-        <w:spacing w:before="0" w:after="24" w:line="272" w:lineRule="auto"/>
+        <w:spacing w:before="0" w:after="20" w:line="240" w:lineRule="auto"/>
         <w:ind w:left="1300" w:hanging="868"/>
       </w:pPr>
       <w:r>
@@ -3008,35 +3027,35 @@
           <w:rFonts w:ascii="Avenir Next" w:hAnsi="Avenir Next" w:cs="Avenir Next" w:eastAsia="Avenir Next"/>
           <w:b/>
           <w:color w:val="003A70"/>
+          <w:sz w:val="22"/>
+          <w:szCs w:val="18"/>
+        </w:rPr>
+        <w:t xml:space="preserve">Step 3</w:t>
+      </w:r>
+      <w:r>
+        <w:rPr>
+          <w:rFonts w:ascii="Avenir Next" w:hAnsi="Avenir Next" w:cs="Avenir Next" w:eastAsia="Avenir Next"/>
+          <w:color w:val="1A1A1A"/>
           <w:sz w:val="18"/>
           <w:szCs w:val="18"/>
         </w:rPr>
-        <w:t xml:space="preserve">Step 3</w:t>
-      </w:r>
-      <w:r>
-        <w:rPr>
-          <w:rFonts w:ascii="Avenir Next" w:hAnsi="Avenir Next" w:cs="Avenir Next" w:eastAsia="Avenir Next"/>
-          <w:color w:val="1A1A1A"/>
-          <w:sz w:val="18"/>
-          <w:szCs w:val="18"/>
-        </w:rPr>
         <w:tab/>
       </w:r>
       <w:r>
         <w:rPr>
           <w:rFonts w:ascii="Avenir Next" w:hAnsi="Avenir Next" w:cs="Avenir Next" w:eastAsia="Avenir Next"/>
           <w:color w:val="1A1A1A"/>
+          <w:sz w:val="22"/>
+          <w:szCs w:val="21"/>
+        </w:rPr>
+        <w:t xml:space="preserve">6.35 is closer to </w:t>
+      </w:r>
+      <w:r>
+        <w:rPr>
+          <w:rFonts w:ascii="Avenir Next" w:hAnsi="Avenir Next" w:cs="Avenir Next" w:eastAsia="Avenir Next"/>
+          <w:color w:val="1A1A1A"/>
           <w:sz w:val="21"/>
           <w:szCs w:val="21"/>
-        </w:rPr>
-        <w:t xml:space="preserve">6.35 is closer to </w:t>
-      </w:r>
-      <w:r>
-        <w:rPr>
-          <w:rFonts w:ascii="Avenir Next" w:hAnsi="Avenir Next" w:cs="Avenir Next" w:eastAsia="Avenir Next"/>
-          <w:color w:val="1A1A1A"/>
-          <w:sz w:val="21"/>
-          <w:szCs w:val="21"/>
           <w:u w:val="single"/>
         </w:rPr>
         <w:t xml:space="preserve">                </w:t>
@@ -3045,7 +3064,7 @@
         <w:rPr>
           <w:rFonts w:ascii="Avenir Next" w:hAnsi="Avenir Next" w:cs="Avenir Next" w:eastAsia="Avenir Next"/>
           <w:color w:val="1A1A1A"/>
-          <w:sz w:val="21"/>
+          <w:sz w:val="22"/>
           <w:szCs w:val="21"/>
         </w:rPr>
         <w:t xml:space="preserve">.</w:t>
@@ -3058,6 +3077,7 @@
     </w:p>
     <w:p>
       <w:pPr>
+        <w:pStyle w:val="Heading2"/>
         <w:keepNext/>
         <w:pBdr>
           <w:bottom w:val="single" w:sz="8" w:space="3" w:color="003A70"/>
@@ -3065,7 +3085,7 @@
         <w:tabs>
           <w:tab w:val="right" w:pos="9504"/>
         </w:tabs>
-        <w:spacing w:before="50" w:after="36" w:line="240" w:lineRule="auto"/>
+        <w:spacing w:before="42" w:after="31" w:line="240" w:lineRule="auto"/>
       </w:pPr>
       <w:r>
         <w:rPr>
@@ -3073,7 +3093,7 @@
           <w:b/>
           <w:color w:val="003A70"/>
           <w:spacing w:val="14"/>
-          <w:sz w:val="19"/>
+          <w:sz w:val="22"/>
           <w:szCs w:val="19"/>
         </w:rPr>
         <w:t xml:space="preserve">YOUR TURN</w:t>
@@ -3092,7 +3112,7 @@
           <w:rFonts w:ascii="Avenir Next" w:hAnsi="Avenir Next" w:cs="Avenir Next" w:eastAsia="Avenir Next"/>
           <w:i/>
           <w:color w:val="5A5F66"/>
-          <w:sz w:val="17"/>
+          <w:sz w:val="22"/>
           <w:szCs w:val="17"/>
         </w:rPr>
         <w:t xml:space="preserve">use the steps on your own</w:t>
@@ -3142,7 +3162,7 @@
               <w:tabs>
                 <w:tab w:val="left" w:pos="432"/>
               </w:tabs>
-              <w:spacing w:before="90" w:after="40" w:line="268" w:lineRule="auto"/>
+              <w:spacing w:before="76" w:after="34" w:line="240" w:lineRule="auto"/>
               <w:ind w:left="432" w:hanging="432"/>
             </w:pPr>
             <w:r>
@@ -3216,7 +3236,7 @@
                     <w:tabs>
                       <w:tab w:val="left" w:pos="340"/>
                     </w:tabs>
-                    <w:spacing w:before="0" w:after="0" w:line="276" w:lineRule="auto"/>
+                    <w:spacing w:before="0" w:after="0" w:line="240" w:lineRule="auto"/>
                     <w:ind w:left="340" w:hanging="340"/>
                   </w:pPr>
                   <w:r>
@@ -3278,7 +3298,7 @@
                     <w:tabs>
                       <w:tab w:val="left" w:pos="340"/>
                     </w:tabs>
-                    <w:spacing w:before="0" w:after="0" w:line="276" w:lineRule="auto"/>
+                    <w:spacing w:before="0" w:after="0" w:line="240" w:lineRule="auto"/>
                     <w:ind w:left="340" w:hanging="340"/>
                   </w:pPr>
                   <w:r>
@@ -3340,7 +3360,7 @@
                     <w:tabs>
                       <w:tab w:val="left" w:pos="340"/>
                     </w:tabs>
-                    <w:spacing w:before="0" w:after="0" w:line="276" w:lineRule="auto"/>
+                    <w:spacing w:before="0" w:after="0" w:line="240" w:lineRule="auto"/>
                     <w:ind w:left="340" w:hanging="340"/>
                   </w:pPr>
                   <w:r>
@@ -3408,7 +3428,7 @@
                     <w:tabs>
                       <w:tab w:val="left" w:pos="340"/>
                     </w:tabs>
-                    <w:spacing w:before="0" w:after="0" w:line="276" w:lineRule="auto"/>
+                    <w:spacing w:before="0" w:after="0" w:line="240" w:lineRule="auto"/>
                     <w:ind w:left="340" w:hanging="340"/>
                   </w:pPr>
                   <w:r>
@@ -3470,7 +3490,7 @@
                     <w:tabs>
                       <w:tab w:val="left" w:pos="340"/>
                     </w:tabs>
-                    <w:spacing w:before="0" w:after="0" w:line="276" w:lineRule="auto"/>
+                    <w:spacing w:before="0" w:after="0" w:line="240" w:lineRule="auto"/>
                     <w:ind w:left="340" w:hanging="340"/>
                   </w:pPr>
                   <w:r>
@@ -3532,7 +3552,7 @@
                     <w:tabs>
                       <w:tab w:val="left" w:pos="340"/>
                     </w:tabs>
-                    <w:spacing w:before="0" w:after="0" w:line="276" w:lineRule="auto"/>
+                    <w:spacing w:before="0" w:after="0" w:line="240" w:lineRule="auto"/>
                     <w:ind w:left="340" w:hanging="340"/>
                   </w:pPr>
                   <w:r>
@@ -3601,6 +3621,7 @@
     </w:p>
     <w:p>
       <w:pPr>
+        <w:pStyle w:val="Heading2"/>
         <w:keepNext/>
         <w:pBdr>
           <w:bottom w:val="single" w:sz="8" w:space="3" w:color="003A70"/>
@@ -3608,7 +3629,7 @@
         <w:tabs>
           <w:tab w:val="right" w:pos="9504"/>
         </w:tabs>
-        <w:spacing w:before="50" w:after="36" w:line="240" w:lineRule="auto"/>
+        <w:spacing w:before="42" w:after="31" w:line="240" w:lineRule="auto"/>
       </w:pPr>
       <w:r>
         <w:rPr>
@@ -3616,7 +3637,7 @@
           <w:b/>
           <w:color w:val="003A70"/>
           <w:spacing w:val="14"/>
-          <w:sz w:val="19"/>
+          <w:sz w:val="22"/>
           <w:szCs w:val="19"/>
         </w:rPr>
         <w:t xml:space="preserve">READY CHECK</w:t>
@@ -3635,7 +3656,7 @@
           <w:rFonts w:ascii="Avenir Next" w:hAnsi="Avenir Next" w:cs="Avenir Next" w:eastAsia="Avenir Next"/>
           <w:i/>
           <w:color w:val="5A5F66"/>
-          <w:sz w:val="17"/>
+          <w:sz w:val="22"/>
           <w:szCs w:val="17"/>
         </w:rPr>
         <w:t xml:space="preserve">a problem like the one in today’s lesson</w:t>
@@ -3685,7 +3706,7 @@
               <w:tabs>
                 <w:tab w:val="left" w:pos="432"/>
               </w:tabs>
-              <w:spacing w:before="90" w:after="40" w:line="268" w:lineRule="auto"/>
+              <w:spacing w:before="76" w:after="34" w:line="240" w:lineRule="auto"/>
               <w:ind w:left="432" w:hanging="432"/>
             </w:pPr>
             <w:r>
@@ -3759,7 +3780,7 @@
                     <w:tabs>
                       <w:tab w:val="left" w:pos="340"/>
                     </w:tabs>
-                    <w:spacing w:before="0" w:after="0" w:line="264" w:lineRule="auto"/>
+                    <w:spacing w:before="0" w:after="0" w:line="240" w:lineRule="auto"/>
                     <w:ind w:left="340" w:hanging="340"/>
                   </w:pPr>
                   <w:r>
@@ -3767,25 +3788,25 @@
                       <w:rFonts w:ascii="Avenir Next" w:hAnsi="Avenir Next" w:cs="Avenir Next" w:eastAsia="Avenir Next"/>
                       <w:b/>
                       <w:color w:val="003A70"/>
+                      <w:sz w:val="22"/>
+                      <w:szCs w:val="21"/>
+                    </w:rPr>
+                    <w:t xml:space="preserve">A</w:t>
+                  </w:r>
+                  <w:r>
+                    <w:rPr>
+                      <w:rFonts w:ascii="Avenir Next" w:hAnsi="Avenir Next" w:cs="Avenir Next" w:eastAsia="Avenir Next"/>
+                      <w:color w:val="1A1A1A"/>
                       <w:sz w:val="21"/>
                       <w:szCs w:val="21"/>
                     </w:rPr>
-                    <w:t xml:space="preserve">A</w:t>
-                  </w:r>
-                  <w:r>
-                    <w:rPr>
-                      <w:rFonts w:ascii="Avenir Next" w:hAnsi="Avenir Next" w:cs="Avenir Next" w:eastAsia="Avenir Next"/>
-                      <w:color w:val="1A1A1A"/>
-                      <w:sz w:val="21"/>
-                      <w:szCs w:val="21"/>
-                    </w:rPr>
                     <w:tab/>
                   </w:r>
                   <w:r>
                     <w:rPr>
                       <w:rFonts w:ascii="Avenir Next" w:hAnsi="Avenir Next" w:cs="Avenir Next" w:eastAsia="Avenir Next"/>
                       <w:color w:val="1A1A1A"/>
-                      <w:sz w:val="21"/>
+                      <w:sz w:val="22"/>
                       <w:szCs w:val="21"/>
                     </w:rPr>
                     <w:t xml:space="preserve">6</w:t>
@@ -3802,7 +3823,7 @@
                     <w:tabs>
                       <w:tab w:val="left" w:pos="340"/>
                     </w:tabs>
-                    <w:spacing w:before="0" w:after="0" w:line="264" w:lineRule="auto"/>
+                    <w:spacing w:before="0" w:after="0" w:line="240" w:lineRule="auto"/>
                     <w:ind w:left="340" w:hanging="340"/>
                   </w:pPr>
                   <w:r>
@@ -3810,25 +3831,25 @@
                       <w:rFonts w:ascii="Avenir Next" w:hAnsi="Avenir Next" w:cs="Avenir Next" w:eastAsia="Avenir Next"/>
                       <w:b/>
                       <w:color w:val="003A70"/>
+                      <w:sz w:val="22"/>
+                      <w:szCs w:val="21"/>
+                    </w:rPr>
+                    <w:t xml:space="preserve">B</w:t>
+                  </w:r>
+                  <w:r>
+                    <w:rPr>
+                      <w:rFonts w:ascii="Avenir Next" w:hAnsi="Avenir Next" w:cs="Avenir Next" w:eastAsia="Avenir Next"/>
+                      <w:color w:val="1A1A1A"/>
                       <w:sz w:val="21"/>
                       <w:szCs w:val="21"/>
                     </w:rPr>
-                    <w:t xml:space="preserve">B</w:t>
-                  </w:r>
-                  <w:r>
-                    <w:rPr>
-                      <w:rFonts w:ascii="Avenir Next" w:hAnsi="Avenir Next" w:cs="Avenir Next" w:eastAsia="Avenir Next"/>
-                      <w:color w:val="1A1A1A"/>
-                      <w:sz w:val="21"/>
-                      <w:szCs w:val="21"/>
-                    </w:rPr>
                     <w:tab/>
                   </w:r>
                   <w:r>
                     <w:rPr>
                       <w:rFonts w:ascii="Avenir Next" w:hAnsi="Avenir Next" w:cs="Avenir Next" w:eastAsia="Avenir Next"/>
                       <w:color w:val="1A1A1A"/>
-                      <w:sz w:val="21"/>
+                      <w:sz w:val="22"/>
                       <w:szCs w:val="21"/>
                     </w:rPr>
                     <w:t xml:space="preserve">7</w:t>
@@ -3845,7 +3866,7 @@
                     <w:tabs>
                       <w:tab w:val="left" w:pos="340"/>
                     </w:tabs>
-                    <w:spacing w:before="0" w:after="0" w:line="264" w:lineRule="auto"/>
+                    <w:spacing w:before="0" w:after="0" w:line="240" w:lineRule="auto"/>
                     <w:ind w:left="340" w:hanging="340"/>
                   </w:pPr>
                   <w:r>
@@ -3853,25 +3874,25 @@
                       <w:rFonts w:ascii="Avenir Next" w:hAnsi="Avenir Next" w:cs="Avenir Next" w:eastAsia="Avenir Next"/>
                       <w:b/>
                       <w:color w:val="003A70"/>
+                      <w:sz w:val="22"/>
+                      <w:szCs w:val="21"/>
+                    </w:rPr>
+                    <w:t xml:space="preserve">C</w:t>
+                  </w:r>
+                  <w:r>
+                    <w:rPr>
+                      <w:rFonts w:ascii="Avenir Next" w:hAnsi="Avenir Next" w:cs="Avenir Next" w:eastAsia="Avenir Next"/>
+                      <w:color w:val="1A1A1A"/>
                       <w:sz w:val="21"/>
                       <w:szCs w:val="21"/>
                     </w:rPr>
-                    <w:t xml:space="preserve">C</w:t>
-                  </w:r>
-                  <w:r>
-                    <w:rPr>
-                      <w:rFonts w:ascii="Avenir Next" w:hAnsi="Avenir Next" w:cs="Avenir Next" w:eastAsia="Avenir Next"/>
-                      <w:color w:val="1A1A1A"/>
-                      <w:sz w:val="21"/>
-                      <w:szCs w:val="21"/>
-                    </w:rPr>
                     <w:tab/>
                   </w:r>
                   <w:r>
                     <w:rPr>
                       <w:rFonts w:ascii="Avenir Next" w:hAnsi="Avenir Next" w:cs="Avenir Next" w:eastAsia="Avenir Next"/>
                       <w:color w:val="1A1A1A"/>
-                      <w:sz w:val="21"/>
+                      <w:sz w:val="22"/>
                       <w:szCs w:val="21"/>
                     </w:rPr>
                     <w:t xml:space="preserve">8</w:t>
@@ -3888,7 +3909,7 @@
                     <w:tabs>
                       <w:tab w:val="left" w:pos="340"/>
                     </w:tabs>
-                    <w:spacing w:before="0" w:after="0" w:line="264" w:lineRule="auto"/>
+                    <w:spacing w:before="0" w:after="0" w:line="240" w:lineRule="auto"/>
                     <w:ind w:left="340" w:hanging="340"/>
                   </w:pPr>
                   <w:r>
@@ -3896,25 +3917,25 @@
                       <w:rFonts w:ascii="Avenir Next" w:hAnsi="Avenir Next" w:cs="Avenir Next" w:eastAsia="Avenir Next"/>
                       <w:b/>
                       <w:color w:val="003A70"/>
+                      <w:sz w:val="22"/>
+                      <w:szCs w:val="21"/>
+                    </w:rPr>
+                    <w:t xml:space="preserve">D</w:t>
+                  </w:r>
+                  <w:r>
+                    <w:rPr>
+                      <w:rFonts w:ascii="Avenir Next" w:hAnsi="Avenir Next" w:cs="Avenir Next" w:eastAsia="Avenir Next"/>
+                      <w:color w:val="1A1A1A"/>
                       <w:sz w:val="21"/>
                       <w:szCs w:val="21"/>
                     </w:rPr>
-                    <w:t xml:space="preserve">D</w:t>
-                  </w:r>
-                  <w:r>
-                    <w:rPr>
-                      <w:rFonts w:ascii="Avenir Next" w:hAnsi="Avenir Next" w:cs="Avenir Next" w:eastAsia="Avenir Next"/>
-                      <w:color w:val="1A1A1A"/>
-                      <w:sz w:val="21"/>
-                      <w:szCs w:val="21"/>
-                    </w:rPr>
                     <w:tab/>
                   </w:r>
                   <w:r>
                     <w:rPr>
                       <w:rFonts w:ascii="Avenir Next" w:hAnsi="Avenir Next" w:cs="Avenir Next" w:eastAsia="Avenir Next"/>
                       <w:color w:val="1A1A1A"/>
-                      <w:sz w:val="21"/>
+                      <w:sz w:val="22"/>
                       <w:szCs w:val="21"/>
                     </w:rPr>
                     <w:t xml:space="preserve">75</w:t>
@@ -3963,19 +3984,42 @@
         <w:tblLook w:val="0000" w:firstRow="0" w:lastRow="0" w:firstColumn="0" w:lastColumn="0" w:noHBand="1" w:noVBand="1"/>
       </w:tblPr>
       <w:tblGrid>
-        <w:gridCol w:w="2000"/>
-        <w:gridCol w:w="2300"/>
-        <w:gridCol w:w="2100"/>
-        <w:gridCol w:w="3104"/>
+        <w:gridCol w:w="1750"/>
+        <w:gridCol w:w="2500"/>
+        <w:gridCol w:w="2200"/>
+        <w:gridCol w:w="3054"/>
       </w:tblGrid>
       <w:tr>
         <w:trPr>
           <w:cantSplit/>
-          <w:trHeight w:val="320" w:hRule="atLeast"/>
+          <w:trHeight w:val="300" w:hRule="atLeast"/>
         </w:trPr>
         <w:tc>
           <w:tcPr>
-            <w:tcW w:w="2000" w:type="dxa"/>
+            <w:tcW w:w="1750" w:type="dxa"/>
+            <w:vAlign w:val="center"/>
+          </w:tcPr>
+          <w:p>
+            <w:pPr>
+              <w:pStyle w:val="Heading2"/>
+              <w:spacing w:before="0" w:after="0" w:line="240" w:lineRule="auto"/>
+            </w:pPr>
+            <w:r>
+              <w:rPr>
+                <w:rFonts w:ascii="Avenir Next" w:hAnsi="Avenir Next" w:cs="Avenir Next" w:eastAsia="Avenir Next"/>
+                <w:b/>
+                <w:color w:val="003A70"/>
+                <w:spacing w:val="12"/>
+                <w:sz w:val="15"/>
+                <w:szCs w:val="15"/>
+              </w:rPr>
+              <w:t xml:space="preserve">CHECK YOURSELF</w:t>
+            </w:r>
+          </w:p>
+        </w:tc>
+        <w:tc>
+          <w:tcPr>
+            <w:tcW w:w="2500" w:type="dxa"/>
             <w:vAlign w:val="center"/>
           </w:tcPr>
           <w:p>
@@ -3984,20 +4028,27 @@
             </w:pPr>
             <w:r>
               <w:rPr>
-                <w:rFonts w:ascii="Avenir Next" w:hAnsi="Avenir Next" w:cs="Avenir Next" w:eastAsia="Avenir Next"/>
-                <w:b/>
-                <w:color w:val="003A70"/>
-                <w:spacing w:val="12"/>
-                <w:sz w:val="15"/>
-                <w:szCs w:val="15"/>
-              </w:rPr>
-              <w:t xml:space="preserve">CHECK YOURSELF</w:t>
+                <w:rFonts w:ascii="Arial" w:hAnsi="Arial" w:cs="Arial" w:eastAsia="Arial"/>
+                <w:color w:val="1A1A1A"/>
+                <w:sz w:val="20"/>
+                <w:szCs w:val="20"/>
+              </w:rPr>
+              <w:t xml:space="preserve">□</w:t>
+            </w:r>
+            <w:r>
+              <w:rPr>
+                <w:rFonts w:ascii="Avenir Next" w:hAnsi="Avenir Next" w:cs="Avenir Next" w:eastAsia="Avenir Next"/>
+                <w:color w:val="1A1A1A"/>
+                <w:sz w:val="17"/>
+                <w:szCs w:val="17"/>
+              </w:rPr>
+              <w:t xml:space="preserve">  I can do this on my own</w:t>
             </w:r>
           </w:p>
         </w:tc>
         <w:tc>
           <w:tcPr>
-            <w:tcW w:w="2300" w:type="dxa"/>
+            <w:tcW w:w="2200" w:type="dxa"/>
             <w:vAlign w:val="center"/>
           </w:tcPr>
           <w:p>
@@ -4008,8 +4059,8 @@
               <w:rPr>
                 <w:rFonts w:ascii="Arial" w:hAnsi="Arial" w:cs="Arial" w:eastAsia="Arial"/>
                 <w:color w:val="1A1A1A"/>
-                <w:sz w:val="24"/>
-                <w:szCs w:val="24"/>
+                <w:sz w:val="20"/>
+                <w:szCs w:val="20"/>
               </w:rPr>
               <w:t xml:space="preserve">□</w:t>
             </w:r>
@@ -4020,13 +4071,13 @@
                 <w:sz w:val="17"/>
                 <w:szCs w:val="17"/>
               </w:rPr>
-              <w:t xml:space="preserve">  I can do this on my own</w:t>
+              <w:t xml:space="preserve">  I need a little help</w:t>
             </w:r>
           </w:p>
         </w:tc>
         <w:tc>
           <w:tcPr>
-            <w:tcW w:w="2100" w:type="dxa"/>
+            <w:tcW w:w="3054" w:type="dxa"/>
             <w:vAlign w:val="center"/>
           </w:tcPr>
           <w:p>
@@ -4037,37 +4088,8 @@
               <w:rPr>
                 <w:rFonts w:ascii="Arial" w:hAnsi="Arial" w:cs="Arial" w:eastAsia="Arial"/>
                 <w:color w:val="1A1A1A"/>
-                <w:sz w:val="24"/>
-                <w:szCs w:val="24"/>
-              </w:rPr>
-              <w:t xml:space="preserve">□</w:t>
-            </w:r>
-            <w:r>
-              <w:rPr>
-                <w:rFonts w:ascii="Avenir Next" w:hAnsi="Avenir Next" w:cs="Avenir Next" w:eastAsia="Avenir Next"/>
-                <w:color w:val="1A1A1A"/>
-                <w:sz w:val="17"/>
-                <w:szCs w:val="17"/>
-              </w:rPr>
-              <w:t xml:space="preserve">  I need a little help</w:t>
-            </w:r>
-          </w:p>
-        </w:tc>
-        <w:tc>
-          <w:tcPr>
-            <w:tcW w:w="3104" w:type="dxa"/>
-            <w:vAlign w:val="center"/>
-          </w:tcPr>
-          <w:p>
-            <w:pPr>
-              <w:spacing w:before="0" w:after="0" w:line="240" w:lineRule="auto"/>
-            </w:pPr>
-            <w:r>
-              <w:rPr>
-                <w:rFonts w:ascii="Arial" w:hAnsi="Arial" w:cs="Arial" w:eastAsia="Arial"/>
-                <w:color w:val="1A1A1A"/>
-                <w:sz w:val="24"/>
-                <w:szCs w:val="24"/>
+                <w:sz w:val="20"/>
+                <w:szCs w:val="20"/>
               </w:rPr>
               <w:t xml:space="preserve">□</w:t>
             </w:r>
@@ -4102,7 +4124,7 @@
     <w:sectPr>
       <w:footerReference w:type="default" r:id="rIdFooter1"/>
       <w:pgSz w:w="12240" w:h="15840"/>
-      <w:pgMar w:top="893" w:right="1224" w:bottom="835" w:left="1512" w:header="432" w:footer="432" w:gutter="0"/>
+      <w:pgMar w:top="780" w:right="1224" w:bottom="760" w:left="1512" w:header="432" w:footer="432" w:gutter="0"/>
       <w:cols w:space="720"/>
     </w:sectPr>
   </w:body>
@@ -4182,7 +4204,106 @@
               <w:sz w:val="15"/>
               <w:szCs w:val="15"/>
             </w:rPr>
-            <w:t xml:space="preserve">Lesson 7-2  ·  Session 2  ·  Prerequisite Practice A</w:t>
+            <w:t xml:space="preserve">7-2 · Page </w:t>
+          </w:r>
+          <w:r>
+            <w:rPr>
+              <w:rFonts w:ascii="Avenir Next" w:hAnsi="Avenir Next" w:cs="Avenir Next" w:eastAsia="Avenir Next"/>
+              <w:color w:val="5A5F66"/>
+              <w:sz w:val="15"/>
+              <w:szCs w:val="15"/>
+            </w:rPr>
+            <w:fldChar w:fldCharType="begin"/>
+          </w:r>
+          <w:r>
+            <w:rPr>
+              <w:rFonts w:ascii="Avenir Next" w:hAnsi="Avenir Next" w:cs="Avenir Next" w:eastAsia="Avenir Next"/>
+              <w:color w:val="5A5F66"/>
+              <w:sz w:val="15"/>
+              <w:szCs w:val="15"/>
+            </w:rPr>
+            <w:instrText xml:space="preserve"> PAGE </w:instrText>
+          </w:r>
+          <w:r>
+            <w:rPr>
+              <w:rFonts w:ascii="Avenir Next" w:hAnsi="Avenir Next" w:cs="Avenir Next" w:eastAsia="Avenir Next"/>
+              <w:color w:val="5A5F66"/>
+              <w:sz w:val="15"/>
+              <w:szCs w:val="15"/>
+            </w:rPr>
+            <w:fldChar w:fldCharType="separate"/>
+          </w:r>
+          <w:r>
+            <w:rPr>
+              <w:rFonts w:ascii="Avenir Next" w:hAnsi="Avenir Next" w:cs="Avenir Next" w:eastAsia="Avenir Next"/>
+              <w:color w:val="5A5F66"/>
+              <w:sz w:val="15"/>
+              <w:szCs w:val="15"/>
+            </w:rPr>
+            <w:t xml:space="preserve">1</w:t>
+          </w:r>
+          <w:r>
+            <w:rPr>
+              <w:rFonts w:ascii="Avenir Next" w:hAnsi="Avenir Next" w:cs="Avenir Next" w:eastAsia="Avenir Next"/>
+              <w:color w:val="5A5F66"/>
+              <w:sz w:val="15"/>
+              <w:szCs w:val="15"/>
+            </w:rPr>
+            <w:fldChar w:fldCharType="end"/>
+          </w:r>
+          <w:r>
+            <w:rPr>
+              <w:rFonts w:ascii="Avenir Next" w:hAnsi="Avenir Next" w:cs="Avenir Next" w:eastAsia="Avenir Next"/>
+              <w:color w:val="5A5F66"/>
+              <w:sz w:val="15"/>
+              <w:szCs w:val="15"/>
+            </w:rPr>
+            <w:t xml:space="preserve"> of </w:t>
+          </w:r>
+          <w:r>
+            <w:rPr>
+              <w:rFonts w:ascii="Avenir Next" w:hAnsi="Avenir Next" w:cs="Avenir Next" w:eastAsia="Avenir Next"/>
+              <w:color w:val="5A5F66"/>
+              <w:sz w:val="15"/>
+              <w:szCs w:val="15"/>
+            </w:rPr>
+            <w:fldChar w:fldCharType="begin"/>
+          </w:r>
+          <w:r>
+            <w:rPr>
+              <w:rFonts w:ascii="Avenir Next" w:hAnsi="Avenir Next" w:cs="Avenir Next" w:eastAsia="Avenir Next"/>
+              <w:color w:val="5A5F66"/>
+              <w:sz w:val="15"/>
+              <w:szCs w:val="15"/>
+            </w:rPr>
+            <w:instrText xml:space="preserve"> NUMPAGES </w:instrText>
+          </w:r>
+          <w:r>
+            <w:rPr>
+              <w:rFonts w:ascii="Avenir Next" w:hAnsi="Avenir Next" w:cs="Avenir Next" w:eastAsia="Avenir Next"/>
+              <w:color w:val="5A5F66"/>
+              <w:sz w:val="15"/>
+              <w:szCs w:val="15"/>
+            </w:rPr>
+            <w:fldChar w:fldCharType="separate"/>
+          </w:r>
+          <w:r>
+            <w:rPr>
+              <w:rFonts w:ascii="Avenir Next" w:hAnsi="Avenir Next" w:cs="Avenir Next" w:eastAsia="Avenir Next"/>
+              <w:color w:val="5A5F66"/>
+              <w:sz w:val="15"/>
+              <w:szCs w:val="15"/>
+            </w:rPr>
+            <w:t xml:space="preserve">1</w:t>
+          </w:r>
+          <w:r>
+            <w:rPr>
+              <w:rFonts w:ascii="Avenir Next" w:hAnsi="Avenir Next" w:cs="Avenir Next" w:eastAsia="Avenir Next"/>
+              <w:color w:val="5A5F66"/>
+              <w:sz w:val="15"/>
+              <w:szCs w:val="15"/>
+            </w:rPr>
+            <w:fldChar w:fldCharType="end"/>
           </w:r>
         </w:p>
       </w:tc>
@@ -4225,5 +4346,23 @@
       </w:tblCellMar>
     </w:tblPr>
   </w:style>
+  <w:style w:type="paragraph" w:styleId="Heading1">
+    <w:name w:val="heading 1"/>
+    <w:basedOn w:val="Normal"/>
+    <w:pPr>
+      <w:outlineLvl w:val="0"/>
+      <w:keepNext w:val="0"/>
+      <w:keepLines w:val="0"/>
+    </w:pPr>
+  </w:style>
+  <w:style w:type="paragraph" w:styleId="Heading2">
+    <w:name w:val="heading 2"/>
+    <w:basedOn w:val="Normal"/>
+    <w:pPr>
+      <w:outlineLvl w:val="1"/>
+      <w:keepNext w:val="0"/>
+      <w:keepLines w:val="0"/>
+    </w:pPr>
+  </w:style>
 </w:styles>
 </file>